--- a/Diagonal_Difference .docx
+++ b/Diagonal_Difference .docx
@@ -20,6 +20,16 @@
           <w:szCs w:val="36"/>
           <w:u w:val="single"/>
         </w:rPr>
+        <w:t>5-</w:t>
+      </w:r>
+      <w:r>
+        <w:rPr>
+          <w:b/>
+          <w:bCs/>
+          <w:sz w:val="36"/>
+          <w:szCs w:val="36"/>
+          <w:u w:val="single"/>
+        </w:rPr>
         <w:t>Diagonal Difference</w:t>
       </w:r>
     </w:p>
@@ -64,7 +74,15 @@
           <w:b/>
           <w:bCs/>
         </w:rPr>
-        <w:t>1.Pseudo-code</w:t>
+        <w:t>1.Pseudo-</w:t>
+      </w:r>
+      <w:proofErr w:type="gramStart"/>
+      <w:r>
+        <w:rPr>
+          <w:b/>
+          <w:bCs/>
+        </w:rPr>
+        <w:t>code</w:t>
       </w:r>
       <w:r>
         <w:rPr>
@@ -80,49 +98,116 @@
         </w:rPr>
         <w:t>:</w:t>
       </w:r>
-    </w:p>
-    <w:p>
-      <w:r>
-        <w:t xml:space="preserve">Algorithm </w:t>
-      </w:r>
+      <w:proofErr w:type="gramEnd"/>
+    </w:p>
+    <w:p>
+      <w:pPr>
+        <w:pBdr>
+          <w:bottom w:val="single" w:sz="4" w:space="1" w:color="auto"/>
+        </w:pBdr>
+      </w:pPr>
       <w:proofErr w:type="spellStart"/>
+      <w:proofErr w:type="gramStart"/>
       <w:r>
         <w:t>DiagonalDifferenceIterative</w:t>
       </w:r>
       <w:proofErr w:type="spellEnd"/>
       <w:r>
-        <w:t>(matrix, n)</w:t>
-      </w:r>
-    </w:p>
-    <w:p>
-      <w:r>
-        <w:t xml:space="preserve">    </w:t>
+        <w:t>(</w:t>
+      </w:r>
+      <w:proofErr w:type="gramEnd"/>
+      <w:r>
+        <w:t>matrix, n):</w:t>
+      </w:r>
+    </w:p>
+    <w:p>
+      <w:pPr>
+        <w:pBdr>
+          <w:bottom w:val="single" w:sz="4" w:space="1" w:color="auto"/>
+        </w:pBdr>
+      </w:pPr>
+      <w:r>
+        <w:t xml:space="preserve">    primarySum = 0</w:t>
+      </w:r>
+    </w:p>
+    <w:p>
+      <w:pPr>
+        <w:pBdr>
+          <w:bottom w:val="single" w:sz="4" w:space="1" w:color="auto"/>
+        </w:pBdr>
+      </w:pPr>
+      <w:r>
+        <w:t xml:space="preserve">    secondarySum = 0</w:t>
+      </w:r>
+    </w:p>
+    <w:p>
+      <w:pPr>
+        <w:pBdr>
+          <w:bottom w:val="single" w:sz="4" w:space="1" w:color="auto"/>
+        </w:pBdr>
+      </w:pPr>
+      <w:r>
+        <w:t xml:space="preserve">    For </w:t>
       </w:r>
       <w:proofErr w:type="spellStart"/>
       <w:r>
+        <w:t>i</w:t>
+      </w:r>
+      <w:proofErr w:type="spellEnd"/>
+      <w:r>
+        <w:t xml:space="preserve"> from 0 to n-1:</w:t>
+      </w:r>
+    </w:p>
+    <w:p>
+      <w:pPr>
+        <w:pBdr>
+          <w:bottom w:val="single" w:sz="4" w:space="1" w:color="auto"/>
+        </w:pBdr>
+      </w:pPr>
+      <w:r>
+        <w:t xml:space="preserve">        primarySum = </w:t>
+      </w:r>
+      <w:proofErr w:type="spellStart"/>
+      <w:r>
         <w:t>primarySum</w:t>
       </w:r>
       <w:proofErr w:type="spellEnd"/>
       <w:r>
-        <w:t xml:space="preserve"> = 0</w:t>
-      </w:r>
-    </w:p>
-    <w:p>
-      <w:r>
-        <w:t xml:space="preserve">    </w:t>
+        <w:t xml:space="preserve"> + matrix[</w:t>
       </w:r>
       <w:proofErr w:type="spellStart"/>
       <w:r>
+        <w:t>i</w:t>
+      </w:r>
+      <w:proofErr w:type="spellEnd"/>
+      <w:r>
+        <w:t>][</w:t>
+      </w:r>
+      <w:proofErr w:type="spellStart"/>
+      <w:r>
+        <w:t>i</w:t>
+      </w:r>
+      <w:proofErr w:type="spellEnd"/>
+      <w:r>
+        <w:t>]</w:t>
+      </w:r>
+    </w:p>
+    <w:p>
+      <w:pPr>
+        <w:pBdr>
+          <w:bottom w:val="single" w:sz="4" w:space="1" w:color="auto"/>
+        </w:pBdr>
+      </w:pPr>
+      <w:r>
+        <w:t xml:space="preserve">        secondarySum = </w:t>
+      </w:r>
+      <w:proofErr w:type="spellStart"/>
+      <w:r>
         <w:t>secondarySum</w:t>
       </w:r>
       <w:proofErr w:type="spellEnd"/>
       <w:r>
-        <w:t xml:space="preserve"> = 0</w:t>
-      </w:r>
-    </w:p>
-    <w:p>
-      <w:r>
-        <w:t xml:space="preserve">    For </w:t>
+        <w:t xml:space="preserve"> + matrix[</w:t>
       </w:r>
       <w:proofErr w:type="spellStart"/>
       <w:r>
@@ -130,10 +215,265 @@
       </w:r>
       <w:proofErr w:type="spellEnd"/>
       <w:r>
-        <w:t xml:space="preserve"> from 0 to n - 1:</w:t>
-      </w:r>
-    </w:p>
-    <w:p>
+        <w:t>][n-1-i]</w:t>
+      </w:r>
+    </w:p>
+    <w:p>
+      <w:pPr>
+        <w:pBdr>
+          <w:bottom w:val="single" w:sz="4" w:space="1" w:color="auto"/>
+        </w:pBdr>
+      </w:pPr>
+      <w:r>
+        <w:t xml:space="preserve">    End For</w:t>
+      </w:r>
+    </w:p>
+    <w:p>
+      <w:pPr>
+        <w:pBdr>
+          <w:bottom w:val="single" w:sz="4" w:space="1" w:color="auto"/>
+        </w:pBdr>
+      </w:pPr>
+      <w:r>
+        <w:t xml:space="preserve">    Return </w:t>
+      </w:r>
+      <w:proofErr w:type="spellStart"/>
+      <w:proofErr w:type="gramStart"/>
+      <w:r>
+        <w:t>AbsoluteValue</w:t>
+      </w:r>
+      <w:proofErr w:type="spellEnd"/>
+      <w:r>
+        <w:t>(</w:t>
+      </w:r>
+      <w:proofErr w:type="spellStart"/>
+      <w:proofErr w:type="gramEnd"/>
+      <w:r>
+        <w:t>primarySum</w:t>
+      </w:r>
+      <w:proofErr w:type="spellEnd"/>
+      <w:r>
+        <w:t xml:space="preserve"> - </w:t>
+      </w:r>
+      <w:proofErr w:type="spellStart"/>
+      <w:r>
+        <w:t>secondarySum</w:t>
+      </w:r>
+      <w:proofErr w:type="spellEnd"/>
+      <w:r>
+        <w:t>)</w:t>
+      </w:r>
+    </w:p>
+    <w:p>
+      <w:pPr>
+        <w:pBdr>
+          <w:bottom w:val="single" w:sz="4" w:space="1" w:color="auto"/>
+        </w:pBdr>
+      </w:pPr>
+    </w:p>
+    <w:p>
+      <w:pPr>
+        <w:rPr>
+          <w:b/>
+          <w:bCs/>
+        </w:rPr>
+      </w:pPr>
+      <w:r>
+        <w:rPr>
+          <w:b/>
+          <w:bCs/>
+        </w:rPr>
+        <w:t>2</w:t>
+      </w:r>
+      <w:r>
+        <w:rPr>
+          <w:b/>
+          <w:bCs/>
+        </w:rPr>
+        <w:t>.</w:t>
+      </w:r>
+      <w:r>
+        <w:rPr>
+          <w:b/>
+          <w:bCs/>
+        </w:rPr>
+        <w:t>Implementation (C</w:t>
+      </w:r>
+      <w:r>
+        <w:rPr>
+          <w:b/>
+          <w:bCs/>
+        </w:rPr>
+        <w:t>++</w:t>
+      </w:r>
+      <w:r>
+        <w:rPr>
+          <w:b/>
+          <w:bCs/>
+        </w:rPr>
+        <w:t>)</w:t>
+      </w:r>
+      <w:r>
+        <w:rPr>
+          <w:b/>
+          <w:bCs/>
+        </w:rPr>
+        <w:t>:</w:t>
+      </w:r>
+    </w:p>
+    <w:p>
+      <w:pPr>
+        <w:pBdr>
+          <w:bottom w:val="single" w:sz="4" w:space="1" w:color="auto"/>
+        </w:pBdr>
+      </w:pPr>
+      <w:proofErr w:type="gramStart"/>
+      <w:r>
+        <w:t>#include</w:t>
+      </w:r>
+      <w:proofErr w:type="gramEnd"/>
+      <w:r>
+        <w:t xml:space="preserve"> &lt;iostream&gt;</w:t>
+      </w:r>
+    </w:p>
+    <w:p>
+      <w:pPr>
+        <w:pBdr>
+          <w:bottom w:val="single" w:sz="4" w:space="1" w:color="auto"/>
+        </w:pBdr>
+      </w:pPr>
+      <w:proofErr w:type="gramStart"/>
+      <w:r>
+        <w:t>#include</w:t>
+      </w:r>
+      <w:proofErr w:type="gramEnd"/>
+      <w:r>
+        <w:t xml:space="preserve"> &lt;</w:t>
+      </w:r>
+      <w:proofErr w:type="spellStart"/>
+      <w:r>
+        <w:t>cmath</w:t>
+      </w:r>
+      <w:proofErr w:type="spellEnd"/>
+      <w:r>
+        <w:t>&gt;</w:t>
+      </w:r>
+    </w:p>
+    <w:p>
+      <w:pPr>
+        <w:pBdr>
+          <w:bottom w:val="single" w:sz="4" w:space="1" w:color="auto"/>
+        </w:pBdr>
+      </w:pPr>
+    </w:p>
+    <w:p>
+      <w:pPr>
+        <w:pBdr>
+          <w:bottom w:val="single" w:sz="4" w:space="1" w:color="auto"/>
+        </w:pBdr>
+      </w:pPr>
+      <w:r>
+        <w:t xml:space="preserve">int </w:t>
+      </w:r>
+      <w:proofErr w:type="spellStart"/>
+      <w:proofErr w:type="gramStart"/>
+      <w:r>
+        <w:t>diagonalDifferenceIterative</w:t>
+      </w:r>
+      <w:proofErr w:type="spellEnd"/>
+      <w:r>
+        <w:t>(</w:t>
+      </w:r>
+      <w:proofErr w:type="gramEnd"/>
+      <w:r>
+        <w:t xml:space="preserve">int </w:t>
+      </w:r>
+      <w:proofErr w:type="gramStart"/>
+      <w:r>
+        <w:t>matrix[</w:t>
+      </w:r>
+      <w:proofErr w:type="gramEnd"/>
+      <w:r>
+        <w:t xml:space="preserve">][100], int </w:t>
+      </w:r>
+      <w:proofErr w:type="gramStart"/>
+      <w:r>
+        <w:t>n) {</w:t>
+      </w:r>
+      <w:proofErr w:type="gramEnd"/>
+    </w:p>
+    <w:p>
+      <w:pPr>
+        <w:pBdr>
+          <w:bottom w:val="single" w:sz="4" w:space="1" w:color="auto"/>
+        </w:pBdr>
+      </w:pPr>
+      <w:r>
+        <w:t xml:space="preserve">    int primarySum = 0;</w:t>
+      </w:r>
+    </w:p>
+    <w:p>
+      <w:pPr>
+        <w:pBdr>
+          <w:bottom w:val="single" w:sz="4" w:space="1" w:color="auto"/>
+        </w:pBdr>
+      </w:pPr>
+      <w:r>
+        <w:t xml:space="preserve">    int secondarySum = 0;</w:t>
+      </w:r>
+    </w:p>
+    <w:p>
+      <w:pPr>
+        <w:pBdr>
+          <w:bottom w:val="single" w:sz="4" w:space="1" w:color="auto"/>
+        </w:pBdr>
+      </w:pPr>
+    </w:p>
+    <w:p>
+      <w:pPr>
+        <w:pBdr>
+          <w:bottom w:val="single" w:sz="4" w:space="1" w:color="auto"/>
+        </w:pBdr>
+      </w:pPr>
+      <w:r>
+        <w:t xml:space="preserve">    for (int </w:t>
+      </w:r>
+      <w:proofErr w:type="spellStart"/>
+      <w:r>
+        <w:t>i</w:t>
+      </w:r>
+      <w:proofErr w:type="spellEnd"/>
+      <w:r>
+        <w:t xml:space="preserve"> = 0; </w:t>
+      </w:r>
+      <w:proofErr w:type="spellStart"/>
+      <w:r>
+        <w:t>i</w:t>
+      </w:r>
+      <w:proofErr w:type="spellEnd"/>
+      <w:r>
+        <w:t xml:space="preserve"> &lt; n; </w:t>
+      </w:r>
+      <w:proofErr w:type="spellStart"/>
+      <w:r>
+        <w:t>i</w:t>
+      </w:r>
+      <w:proofErr w:type="spellEnd"/>
+      <w:r>
+        <w:t>+</w:t>
+      </w:r>
+      <w:proofErr w:type="gramStart"/>
+      <w:r>
+        <w:t>+) {</w:t>
+      </w:r>
+      <w:proofErr w:type="gramEnd"/>
+    </w:p>
+    <w:p>
+      <w:pPr>
+        <w:pBdr>
+          <w:bottom w:val="single" w:sz="4" w:space="1" w:color="auto"/>
+        </w:pBdr>
+      </w:pPr>
       <w:r>
         <w:t xml:space="preserve">        </w:t>
       </w:r>
@@ -143,15 +483,15 @@
       </w:r>
       <w:proofErr w:type="spellEnd"/>
       <w:r>
-        <w:t xml:space="preserve"> = </w:t>
+        <w:t xml:space="preserve"> += matrix[</w:t>
       </w:r>
       <w:proofErr w:type="spellStart"/>
       <w:r>
-        <w:t>primarySum</w:t>
+        <w:t>i</w:t>
       </w:r>
       <w:proofErr w:type="spellEnd"/>
       <w:r>
-        <w:t xml:space="preserve"> + matrix[</w:t>
+        <w:t>][</w:t>
       </w:r>
       <w:proofErr w:type="spellStart"/>
       <w:r>
@@ -159,327 +499,569 @@
       </w:r>
       <w:proofErr w:type="spellEnd"/>
       <w:r>
+        <w:t>];</w:t>
+      </w:r>
+    </w:p>
+    <w:p>
+      <w:pPr>
+        <w:pBdr>
+          <w:bottom w:val="single" w:sz="4" w:space="1" w:color="auto"/>
+        </w:pBdr>
+      </w:pPr>
+      <w:r>
+        <w:t xml:space="preserve">        </w:t>
+      </w:r>
+      <w:proofErr w:type="spellStart"/>
+      <w:r>
+        <w:t>secondarySum</w:t>
+      </w:r>
+      <w:proofErr w:type="spellEnd"/>
+      <w:r>
+        <w:t xml:space="preserve"> += matrix[</w:t>
+      </w:r>
+      <w:proofErr w:type="spellStart"/>
+      <w:r>
+        <w:t>i</w:t>
+      </w:r>
+      <w:proofErr w:type="spellEnd"/>
+      <w:proofErr w:type="gramStart"/>
+      <w:r>
         <w:t>][</w:t>
       </w:r>
+      <w:proofErr w:type="gramEnd"/>
+      <w:r>
+        <w:t xml:space="preserve">n - 1 - </w:t>
+      </w:r>
       <w:proofErr w:type="spellStart"/>
       <w:r>
         <w:t>i</w:t>
       </w:r>
       <w:proofErr w:type="spellEnd"/>
       <w:r>
-        <w:t>]</w:t>
-      </w:r>
-    </w:p>
-    <w:p>
-      <w:r>
-        <w:t xml:space="preserve">        </w:t>
-      </w:r>
-      <w:proofErr w:type="spellStart"/>
-      <w:r>
-        <w:t>secondarySum</w:t>
-      </w:r>
-      <w:proofErr w:type="spellEnd"/>
-      <w:r>
-        <w:t xml:space="preserve"> = </w:t>
-      </w:r>
-      <w:proofErr w:type="spellStart"/>
-      <w:r>
-        <w:t>secondarySum</w:t>
-      </w:r>
-      <w:proofErr w:type="spellEnd"/>
-      <w:r>
-        <w:t xml:space="preserve"> + matrix[</w:t>
-      </w:r>
-      <w:proofErr w:type="spellStart"/>
-      <w:r>
-        <w:t>i</w:t>
-      </w:r>
-      <w:proofErr w:type="spellEnd"/>
-      <w:r>
-        <w:t xml:space="preserve">][n - 1 - </w:t>
-      </w:r>
-      <w:proofErr w:type="spellStart"/>
-      <w:r>
-        <w:t>i</w:t>
-      </w:r>
-      <w:proofErr w:type="spellEnd"/>
-      <w:r>
-        <w:t>]</w:t>
-      </w:r>
-    </w:p>
-    <w:p>
-      <w:r>
-        <w:t xml:space="preserve">    End For</w:t>
-      </w:r>
-    </w:p>
-    <w:p>
-      <w:r>
-        <w:t xml:space="preserve">    Return </w:t>
-      </w:r>
-      <w:proofErr w:type="spellStart"/>
-      <w:r>
-        <w:t>AbsoluteValue</w:t>
-      </w:r>
-      <w:proofErr w:type="spellEnd"/>
-      <w:r>
-        <w:t>(</w:t>
-      </w:r>
-      <w:proofErr w:type="spellStart"/>
-      <w:r>
-        <w:t>primarySum</w:t>
-      </w:r>
-      <w:proofErr w:type="spellEnd"/>
-      <w:r>
-        <w:t xml:space="preserve"> - </w:t>
-      </w:r>
-      <w:proofErr w:type="spellStart"/>
-      <w:r>
-        <w:t>secondarySum</w:t>
-      </w:r>
-      <w:proofErr w:type="spellEnd"/>
-      <w:r>
-        <w:t>)</w:t>
-      </w:r>
-    </w:p>
-    <w:p>
-      <w:pPr>
-        <w:pBdr>
-          <w:bottom w:val="single" w:sz="4" w:space="1" w:color="auto"/>
-        </w:pBdr>
-      </w:pPr>
-    </w:p>
-    <w:p>
-      <w:pPr>
-        <w:rPr>
-          <w:b/>
-          <w:bCs/>
-        </w:rPr>
-      </w:pPr>
-      <w:r>
-        <w:rPr>
-          <w:b/>
-          <w:bCs/>
-        </w:rPr>
-        <w:t>2</w:t>
-      </w:r>
-      <w:r>
-        <w:rPr>
-          <w:b/>
-          <w:bCs/>
-        </w:rPr>
-        <w:t>.</w:t>
-      </w:r>
-      <w:r>
-        <w:rPr>
-          <w:b/>
-          <w:bCs/>
-        </w:rPr>
-        <w:t>Implementation (C</w:t>
-      </w:r>
-      <w:r>
-        <w:rPr>
-          <w:b/>
-          <w:bCs/>
-        </w:rPr>
-        <w:t>++</w:t>
-      </w:r>
-      <w:r>
-        <w:rPr>
-          <w:b/>
-          <w:bCs/>
-        </w:rPr>
-        <w:t>)</w:t>
-      </w:r>
-      <w:r>
-        <w:rPr>
-          <w:b/>
-          <w:bCs/>
-        </w:rPr>
-        <w:t>:</w:t>
-      </w:r>
-    </w:p>
-    <w:p>
-      <w:r>
-        <w:t>#include &lt;iostream&gt;</w:t>
-      </w:r>
-    </w:p>
-    <w:p>
-      <w:r>
-        <w:t>#include &lt;vector&gt;</w:t>
-      </w:r>
-    </w:p>
-    <w:p>
-      <w:r>
-        <w:t>#include &lt;</w:t>
-      </w:r>
-      <w:proofErr w:type="spellStart"/>
-      <w:r>
-        <w:t>cmath</w:t>
-      </w:r>
-      <w:proofErr w:type="spellEnd"/>
-      <w:r>
-        <w:t>&gt;</w:t>
-      </w:r>
-    </w:p>
-    <w:p>
-      <w:r>
-        <w:t xml:space="preserve">int </w:t>
-      </w:r>
-      <w:proofErr w:type="spellStart"/>
-      <w:r>
-        <w:t>diagonalDifferenceIterative</w:t>
-      </w:r>
-      <w:proofErr w:type="spellEnd"/>
-      <w:r>
-        <w:t>(const std::vector&lt;std::vector&lt;int&gt;&gt;&amp; matrix, int n) {</w:t>
-      </w:r>
-    </w:p>
-    <w:p>
-      <w:r>
-        <w:t xml:space="preserve">    int </w:t>
-      </w:r>
-      <w:proofErr w:type="spellStart"/>
-      <w:r>
-        <w:t>primarySum</w:t>
-      </w:r>
-      <w:proofErr w:type="spellEnd"/>
-      <w:r>
-        <w:t xml:space="preserve"> = 0;</w:t>
-      </w:r>
-    </w:p>
-    <w:p>
-      <w:r>
-        <w:t xml:space="preserve">    int </w:t>
-      </w:r>
-      <w:proofErr w:type="spellStart"/>
-      <w:r>
-        <w:t>secondarySum</w:t>
-      </w:r>
-      <w:proofErr w:type="spellEnd"/>
-      <w:r>
-        <w:t xml:space="preserve"> = 0;</w:t>
-      </w:r>
-    </w:p>
-    <w:p>
-      <w:r>
-        <w:t xml:space="preserve">    for (int </w:t>
-      </w:r>
-      <w:proofErr w:type="spellStart"/>
-      <w:r>
-        <w:t>i</w:t>
-      </w:r>
-      <w:proofErr w:type="spellEnd"/>
-      <w:r>
-        <w:t xml:space="preserve"> = 0; </w:t>
-      </w:r>
-      <w:proofErr w:type="spellStart"/>
-      <w:r>
-        <w:t>i</w:t>
-      </w:r>
-      <w:proofErr w:type="spellEnd"/>
-      <w:r>
-        <w:t xml:space="preserve"> &lt; n; </w:t>
-      </w:r>
-      <w:proofErr w:type="spellStart"/>
-      <w:r>
-        <w:t>i</w:t>
-      </w:r>
-      <w:proofErr w:type="spellEnd"/>
-      <w:r>
-        <w:t>++) {</w:t>
-      </w:r>
-    </w:p>
-    <w:p>
-      <w:r>
-        <w:t xml:space="preserve">        </w:t>
-      </w:r>
-      <w:proofErr w:type="spellStart"/>
-      <w:r>
-        <w:t>primarySum</w:t>
-      </w:r>
-      <w:proofErr w:type="spellEnd"/>
-      <w:r>
-        <w:t xml:space="preserve"> += matrix[</w:t>
-      </w:r>
-      <w:proofErr w:type="spellStart"/>
-      <w:r>
-        <w:t>i</w:t>
-      </w:r>
-      <w:proofErr w:type="spellEnd"/>
-      <w:r>
-        <w:t>][</w:t>
-      </w:r>
-      <w:proofErr w:type="spellStart"/>
-      <w:r>
-        <w:t>i</w:t>
-      </w:r>
-      <w:proofErr w:type="spellEnd"/>
-      <w:r>
-        <w:t xml:space="preserve">];            </w:t>
-      </w:r>
-    </w:p>
-    <w:p>
-      <w:r>
-        <w:t xml:space="preserve">        </w:t>
-      </w:r>
-      <w:proofErr w:type="spellStart"/>
-      <w:r>
-        <w:t>secondarySum</w:t>
-      </w:r>
-      <w:proofErr w:type="spellEnd"/>
-      <w:r>
-        <w:t xml:space="preserve"> += matrix[</w:t>
-      </w:r>
-      <w:proofErr w:type="spellStart"/>
-      <w:r>
-        <w:t>i</w:t>
-      </w:r>
-      <w:proofErr w:type="spellEnd"/>
-      <w:r>
-        <w:t xml:space="preserve">][n - 1 - </w:t>
-      </w:r>
-      <w:proofErr w:type="spellStart"/>
-      <w:r>
-        <w:t>i</w:t>
-      </w:r>
-      <w:proofErr w:type="spellEnd"/>
-      <w:r>
-        <w:t xml:space="preserve">];  </w:t>
-      </w:r>
-    </w:p>
-    <w:p>
+        <w:t>];</w:t>
+      </w:r>
+    </w:p>
+    <w:p>
+      <w:pPr>
+        <w:pBdr>
+          <w:bottom w:val="single" w:sz="4" w:space="1" w:color="auto"/>
+        </w:pBdr>
+      </w:pPr>
       <w:r>
         <w:t xml:space="preserve">    }</w:t>
       </w:r>
     </w:p>
     <w:p>
-      <w:r>
-        <w:t xml:space="preserve">    return std::abs(</w:t>
-      </w:r>
-      <w:proofErr w:type="spellStart"/>
-      <w:r>
-        <w:t>primarySum</w:t>
-      </w:r>
-      <w:proofErr w:type="spellEnd"/>
-      <w:r>
-        <w:t xml:space="preserve"> - </w:t>
-      </w:r>
-      <w:proofErr w:type="spellStart"/>
-      <w:r>
-        <w:t>secondarySum</w:t>
-      </w:r>
-      <w:proofErr w:type="spellEnd"/>
-      <w:r>
-        <w:t>);</w:t>
-      </w:r>
-    </w:p>
-    <w:p>
+      <w:pPr>
+        <w:pBdr>
+          <w:bottom w:val="single" w:sz="4" w:space="1" w:color="auto"/>
+        </w:pBdr>
+      </w:pPr>
+    </w:p>
+    <w:p>
+      <w:pPr>
+        <w:pBdr>
+          <w:bottom w:val="single" w:sz="4" w:space="1" w:color="auto"/>
+        </w:pBdr>
+      </w:pPr>
+      <w:r>
+        <w:t xml:space="preserve">    return </w:t>
+      </w:r>
+      <w:proofErr w:type="gramStart"/>
+      <w:r>
+        <w:t>abs(</w:t>
+      </w:r>
+      <w:proofErr w:type="gramEnd"/>
+      <w:r>
+        <w:t>primarySum - secondarySum);</w:t>
+      </w:r>
+    </w:p>
+    <w:p>
+      <w:pPr>
+        <w:pBdr>
+          <w:bottom w:val="single" w:sz="4" w:space="1" w:color="auto"/>
+        </w:pBdr>
+      </w:pPr>
       <w:r>
         <w:t>}</w:t>
       </w:r>
     </w:p>
     <w:p>
       <w:pPr>
+        <w:rPr>
+          <w:b/>
+          <w:bCs/>
+        </w:rPr>
+      </w:pPr>
+      <w:r>
+        <w:rPr>
+          <w:b/>
+          <w:bCs/>
+        </w:rPr>
+        <w:lastRenderedPageBreak/>
+        <w:t xml:space="preserve">3.Analysis &amp; </w:t>
+      </w:r>
+      <w:proofErr w:type="gramStart"/>
+      <w:r>
+        <w:rPr>
+          <w:b/>
+          <w:bCs/>
+        </w:rPr>
+        <w:t>Complexity</w:t>
+      </w:r>
+      <w:r>
+        <w:rPr>
+          <w:b/>
+          <w:bCs/>
+        </w:rPr>
+        <w:t xml:space="preserve"> :</w:t>
+      </w:r>
+      <w:proofErr w:type="gramEnd"/>
+    </w:p>
+    <w:tbl>
+      <w:tblPr>
+        <w:tblStyle w:val="TableGrid"/>
+        <w:tblW w:w="10435" w:type="dxa"/>
+        <w:tblInd w:w="-5" w:type="dxa"/>
+        <w:tblLook w:val="04A0" w:firstRow="1" w:lastRow="0" w:firstColumn="1" w:lastColumn="0" w:noHBand="0" w:noVBand="1"/>
+      </w:tblPr>
+      <w:tblGrid>
+        <w:gridCol w:w="900"/>
+        <w:gridCol w:w="6418"/>
+        <w:gridCol w:w="3117"/>
+      </w:tblGrid>
+      <w:tr>
+        <w:tc>
+          <w:tcPr>
+            <w:tcW w:w="900" w:type="dxa"/>
+          </w:tcPr>
+          <w:p>
+            <w:pPr>
+              <w:jc w:val="center"/>
+            </w:pPr>
+            <w:r>
+              <w:t>Step</w:t>
+            </w:r>
+          </w:p>
+        </w:tc>
+        <w:tc>
+          <w:tcPr>
+            <w:tcW w:w="6418" w:type="dxa"/>
+          </w:tcPr>
+          <w:p>
+            <w:pPr>
+              <w:jc w:val="center"/>
+            </w:pPr>
+            <w:r>
+              <w:t>Operation</w:t>
+            </w:r>
+          </w:p>
+        </w:tc>
+        <w:tc>
+          <w:tcPr>
+            <w:tcW w:w="3117" w:type="dxa"/>
+          </w:tcPr>
+          <w:p>
+            <w:pPr>
+              <w:jc w:val="center"/>
+            </w:pPr>
+            <w:r>
+              <w:t>Cost</w:t>
+            </w:r>
+          </w:p>
+        </w:tc>
+      </w:tr>
+      <w:tr>
+        <w:tc>
+          <w:tcPr>
+            <w:tcW w:w="900" w:type="dxa"/>
+          </w:tcPr>
+          <w:p>
+            <w:pPr>
+              <w:jc w:val="center"/>
+            </w:pPr>
+            <w:r>
+              <w:t>1</w:t>
+            </w:r>
+          </w:p>
+        </w:tc>
+        <w:tc>
+          <w:tcPr>
+            <w:tcW w:w="6418" w:type="dxa"/>
+          </w:tcPr>
+          <w:p>
+            <w:pPr>
+              <w:jc w:val="center"/>
+            </w:pPr>
+            <w:r>
+              <w:t>Initialize primarySum = 0 and secondarySum = 0</w:t>
+            </w:r>
+          </w:p>
+        </w:tc>
+        <w:tc>
+          <w:tcPr>
+            <w:tcW w:w="3117" w:type="dxa"/>
+          </w:tcPr>
+          <w:p>
+            <w:pPr>
+              <w:jc w:val="center"/>
+            </w:pPr>
+            <w:proofErr w:type="gramStart"/>
+            <w:r>
+              <w:t>O(</w:t>
+            </w:r>
+            <w:proofErr w:type="gramEnd"/>
+            <w:r>
+              <w:t>1)</w:t>
+            </w:r>
+          </w:p>
+        </w:tc>
+      </w:tr>
+      <w:tr>
+        <w:tc>
+          <w:tcPr>
+            <w:tcW w:w="900" w:type="dxa"/>
+          </w:tcPr>
+          <w:p>
+            <w:pPr>
+              <w:jc w:val="center"/>
+            </w:pPr>
+            <w:r>
+              <w:t>2</w:t>
+            </w:r>
+          </w:p>
+        </w:tc>
+        <w:tc>
+          <w:tcPr>
+            <w:tcW w:w="6418" w:type="dxa"/>
+          </w:tcPr>
+          <w:p>
+            <w:pPr>
+              <w:jc w:val="center"/>
+            </w:pPr>
+            <w:r>
+              <w:t xml:space="preserve">Loop runs exactly n times </w:t>
+            </w:r>
+          </w:p>
+        </w:tc>
+        <w:tc>
+          <w:tcPr>
+            <w:tcW w:w="3117" w:type="dxa"/>
+          </w:tcPr>
+          <w:p>
+            <w:pPr>
+              <w:jc w:val="center"/>
+            </w:pPr>
+            <w:r>
+              <w:t>O(</w:t>
+            </w:r>
+            <w:r>
+              <w:t>n</w:t>
+            </w:r>
+            <w:r>
+              <w:t>)</w:t>
+            </w:r>
+          </w:p>
+        </w:tc>
+      </w:tr>
+      <w:tr>
+        <w:tc>
+          <w:tcPr>
+            <w:tcW w:w="900" w:type="dxa"/>
+          </w:tcPr>
+          <w:p>
+            <w:pPr>
+              <w:jc w:val="center"/>
+            </w:pPr>
+            <w:r>
+              <w:t>3</w:t>
+            </w:r>
+          </w:p>
+        </w:tc>
+        <w:tc>
+          <w:tcPr>
+            <w:tcW w:w="6418" w:type="dxa"/>
+          </w:tcPr>
+          <w:p>
+            <w:pPr>
+              <w:jc w:val="center"/>
+            </w:pPr>
+            <w:r>
+              <w:t>Inside each iteration: access matrix[</w:t>
+            </w:r>
+            <w:proofErr w:type="spellStart"/>
+            <w:r>
+              <w:t>i</w:t>
+            </w:r>
+            <w:proofErr w:type="spellEnd"/>
+            <w:r>
+              <w:t>][</w:t>
+            </w:r>
+            <w:proofErr w:type="spellStart"/>
+            <w:r>
+              <w:t>i</w:t>
+            </w:r>
+            <w:proofErr w:type="spellEnd"/>
+            <w:r>
+              <w:t>] and matrix[</w:t>
+            </w:r>
+            <w:proofErr w:type="spellStart"/>
+            <w:r>
+              <w:t>i</w:t>
+            </w:r>
+            <w:proofErr w:type="spellEnd"/>
+            <w:r>
+              <w:t>][n-1-i]</w:t>
+            </w:r>
+          </w:p>
+        </w:tc>
+        <w:tc>
+          <w:tcPr>
+            <w:tcW w:w="3117" w:type="dxa"/>
+          </w:tcPr>
+          <w:p>
+            <w:pPr>
+              <w:jc w:val="center"/>
+            </w:pPr>
+            <w:proofErr w:type="gramStart"/>
+            <w:r>
+              <w:t>O(</w:t>
+            </w:r>
+            <w:proofErr w:type="gramEnd"/>
+            <w:r>
+              <w:t>1)</w:t>
+            </w:r>
+          </w:p>
+        </w:tc>
+      </w:tr>
+      <w:tr>
+        <w:tc>
+          <w:tcPr>
+            <w:tcW w:w="900" w:type="dxa"/>
+          </w:tcPr>
+          <w:p>
+            <w:pPr>
+              <w:jc w:val="center"/>
+            </w:pPr>
+            <w:r>
+              <w:t>4</w:t>
+            </w:r>
+          </w:p>
+        </w:tc>
+        <w:tc>
+          <w:tcPr>
+            <w:tcW w:w="6418" w:type="dxa"/>
+          </w:tcPr>
+          <w:p>
+            <w:pPr>
+              <w:jc w:val="center"/>
+            </w:pPr>
+            <w:r>
+              <w:t>Add to primarySum and secondarySum</w:t>
+            </w:r>
+          </w:p>
+        </w:tc>
+        <w:tc>
+          <w:tcPr>
+            <w:tcW w:w="3117" w:type="dxa"/>
+          </w:tcPr>
+          <w:p>
+            <w:pPr>
+              <w:jc w:val="center"/>
+            </w:pPr>
+            <w:proofErr w:type="gramStart"/>
+            <w:r>
+              <w:t>O(</w:t>
+            </w:r>
+            <w:proofErr w:type="gramEnd"/>
+            <w:r>
+              <w:t>1)</w:t>
+            </w:r>
+          </w:p>
+        </w:tc>
+      </w:tr>
+      <w:tr>
+        <w:tc>
+          <w:tcPr>
+            <w:tcW w:w="900" w:type="dxa"/>
+          </w:tcPr>
+          <w:p>
+            <w:pPr>
+              <w:jc w:val="center"/>
+            </w:pPr>
+            <w:r>
+              <w:t>5</w:t>
+            </w:r>
+          </w:p>
+        </w:tc>
+        <w:tc>
+          <w:tcPr>
+            <w:tcW w:w="6418" w:type="dxa"/>
+          </w:tcPr>
+          <w:p>
+            <w:pPr>
+              <w:jc w:val="center"/>
+            </w:pPr>
+            <w:r>
+              <w:t>Compute absolute difference after loop ends</w:t>
+            </w:r>
+          </w:p>
+        </w:tc>
+        <w:tc>
+          <w:tcPr>
+            <w:tcW w:w="3117" w:type="dxa"/>
+          </w:tcPr>
+          <w:p>
+            <w:pPr>
+              <w:jc w:val="center"/>
+            </w:pPr>
+            <w:proofErr w:type="gramStart"/>
+            <w:r>
+              <w:t>O(</w:t>
+            </w:r>
+            <w:proofErr w:type="gramEnd"/>
+            <w:r>
+              <w:t>1)</w:t>
+            </w:r>
+          </w:p>
+        </w:tc>
+      </w:tr>
+    </w:tbl>
+    <w:p>
+      <w:pPr>
+        <w:pBdr>
+          <w:bottom w:val="single" w:sz="4" w:space="1" w:color="auto"/>
+        </w:pBdr>
+      </w:pPr>
+    </w:p>
+    <w:p>
+      <w:pPr>
+        <w:pBdr>
+          <w:bottom w:val="single" w:sz="4" w:space="1" w:color="auto"/>
+        </w:pBdr>
+      </w:pPr>
+      <w:r>
+        <w:rPr>
+          <w:b/>
+          <w:bCs/>
+        </w:rPr>
+        <w:t>Total Time Complexity:</w:t>
+      </w:r>
+      <w:r>
+        <w:t xml:space="preserve"> The dominant operation is the loop which runs n times, and each iteration does constant work. Therefore:</w:t>
+      </w:r>
+    </w:p>
+    <w:p>
+      <w:pPr>
+        <w:pBdr>
+          <w:bottom w:val="single" w:sz="4" w:space="1" w:color="auto"/>
+        </w:pBdr>
+      </w:pPr>
+      <w:r>
+        <w:rPr>
+          <w:b/>
+          <w:bCs/>
+        </w:rPr>
+        <w:t xml:space="preserve">T(n) = </w:t>
+      </w:r>
+      <w:proofErr w:type="gramStart"/>
+      <w:r>
+        <w:rPr>
+          <w:b/>
+          <w:bCs/>
+        </w:rPr>
+        <w:t>O(</w:t>
+      </w:r>
+      <w:proofErr w:type="gramEnd"/>
+      <w:r>
+        <w:rPr>
+          <w:b/>
+          <w:bCs/>
+        </w:rPr>
+        <w:t xml:space="preserve">1) + n × </w:t>
+      </w:r>
+      <w:proofErr w:type="gramStart"/>
+      <w:r>
+        <w:rPr>
+          <w:b/>
+          <w:bCs/>
+        </w:rPr>
+        <w:t>O(</w:t>
+      </w:r>
+      <w:proofErr w:type="gramEnd"/>
+      <w:r>
+        <w:rPr>
+          <w:b/>
+          <w:bCs/>
+        </w:rPr>
+        <w:t xml:space="preserve">1) + </w:t>
+      </w:r>
+      <w:proofErr w:type="gramStart"/>
+      <w:r>
+        <w:rPr>
+          <w:b/>
+          <w:bCs/>
+        </w:rPr>
+        <w:t>O(</w:t>
+      </w:r>
+      <w:proofErr w:type="gramEnd"/>
+      <w:r>
+        <w:rPr>
+          <w:b/>
+          <w:bCs/>
+        </w:rPr>
+        <w:t>1) = O(n)</w:t>
+      </w:r>
+    </w:p>
+    <w:p>
+      <w:pPr>
+        <w:pBdr>
+          <w:bottom w:val="single" w:sz="4" w:space="1" w:color="auto"/>
+        </w:pBdr>
+      </w:pPr>
+      <w:r>
+        <w:rPr>
+          <w:b/>
+          <w:bCs/>
+        </w:rPr>
+        <w:t>Space Complexity:</w:t>
+      </w:r>
+      <w:r>
+        <w:t xml:space="preserve"> Only two integer variables are used (primarySum and secondarySum) regardless of the matrix size. No extra memory is allocated.</w:t>
+      </w:r>
+    </w:p>
+    <w:p>
+      <w:pPr>
+        <w:pBdr>
+          <w:bottom w:val="single" w:sz="4" w:space="1" w:color="auto"/>
+        </w:pBdr>
+      </w:pPr>
+      <w:r>
+        <w:rPr>
+          <w:b/>
+          <w:bCs/>
+        </w:rPr>
+        <w:t xml:space="preserve">S(n) = </w:t>
+      </w:r>
+      <w:proofErr w:type="gramStart"/>
+      <w:r>
+        <w:rPr>
+          <w:b/>
+          <w:bCs/>
+        </w:rPr>
+        <w:t>O(</w:t>
+      </w:r>
+      <w:proofErr w:type="gramEnd"/>
+      <w:r>
+        <w:rPr>
+          <w:b/>
+          <w:bCs/>
+        </w:rPr>
+        <w:t>1)</w:t>
+      </w:r>
+    </w:p>
+    <w:p>
+      <w:pPr>
         <w:pBdr>
           <w:bottom w:val="single" w:sz="4" w:space="1" w:color="auto"/>
         </w:pBdr>
@@ -498,178 +1080,17 @@
           <w:b/>
           <w:bCs/>
         </w:rPr>
-        <w:lastRenderedPageBreak/>
-        <w:t>3.Analysis &amp; Complexity</w:t>
-      </w:r>
-      <w:r>
-        <w:rPr>
-          <w:b/>
-          <w:bCs/>
-        </w:rPr>
-        <w:t xml:space="preserve"> :</w:t>
-      </w:r>
-    </w:p>
-    <w:p>
-      <w:pPr>
-        <w:numPr>
-          <w:ilvl w:val="0"/>
-          <w:numId w:val="1"/>
-        </w:numPr>
-      </w:pPr>
-      <w:r>
-        <w:t>Step-by-Step Analysis:</w:t>
-      </w:r>
-    </w:p>
-    <w:p>
-      <w:pPr>
-        <w:numPr>
-          <w:ilvl w:val="1"/>
-          <w:numId w:val="1"/>
-        </w:numPr>
-      </w:pPr>
-      <w:r>
-        <w:t>Initializes two sum variables: O(1).</w:t>
-      </w:r>
-    </w:p>
-    <w:p>
-      <w:pPr>
-        <w:numPr>
-          <w:ilvl w:val="1"/>
-          <w:numId w:val="1"/>
-        </w:numPr>
-      </w:pPr>
-      <w:r>
-        <w:t>Executes a loop n times where n is the number of rows/columns</w:t>
-      </w:r>
-      <w:r>
-        <w:t xml:space="preserve"> </w:t>
-      </w:r>
-      <w:r>
-        <w:t>: O(n).</w:t>
-      </w:r>
-    </w:p>
-    <w:p>
-      <w:pPr>
-        <w:numPr>
-          <w:ilvl w:val="1"/>
-          <w:numId w:val="1"/>
-        </w:numPr>
-      </w:pPr>
-      <w:r>
-        <w:t>Performs two additions and index calculations per iteration</w:t>
-      </w:r>
-      <w:r>
-        <w:t xml:space="preserve"> </w:t>
-      </w:r>
-      <w:r>
-        <w:t>: O(1).</w:t>
-      </w:r>
-    </w:p>
-    <w:p>
-      <w:pPr>
-        <w:numPr>
-          <w:ilvl w:val="1"/>
-          <w:numId w:val="1"/>
-        </w:numPr>
-      </w:pPr>
-      <w:r>
-        <w:t>Calculates the final absolute difference</w:t>
-      </w:r>
-      <w:r>
-        <w:t xml:space="preserve"> </w:t>
-      </w:r>
-      <w:r>
-        <w:t>: O(1).</w:t>
-      </w:r>
-    </w:p>
-    <w:p>
-      <w:pPr>
-        <w:numPr>
-          <w:ilvl w:val="0"/>
-          <w:numId w:val="1"/>
-        </w:numPr>
-      </w:pPr>
-      <w:r>
-        <w:t>Time Complexity</w:t>
-      </w:r>
-      <w:r>
-        <w:t xml:space="preserve"> </w:t>
-      </w:r>
-      <w:r>
-        <w:t>: O(n</w:t>
-      </w:r>
-      <w:r>
-        <w:t>)</w:t>
-      </w:r>
-      <w:r>
-        <w:t xml:space="preserve"> </w:t>
-      </w:r>
-      <w:r>
-        <w:t>because we visit each row exactly once</w:t>
-      </w:r>
-      <w:r>
-        <w:t>.</w:t>
-      </w:r>
-    </w:p>
-    <w:p>
-      <w:pPr>
-        <w:numPr>
-          <w:ilvl w:val="0"/>
-          <w:numId w:val="1"/>
-        </w:numPr>
-      </w:pPr>
-      <w:r>
-        <w:t>Space Complexity</w:t>
-      </w:r>
-      <w:r>
-        <w:t xml:space="preserve"> </w:t>
-      </w:r>
-      <w:r>
-        <w:t>: O(1</w:t>
-      </w:r>
-      <w:r>
-        <w:t>)</w:t>
-      </w:r>
-      <w:r>
-        <w:t xml:space="preserve"> </w:t>
-      </w:r>
-      <w:r>
-        <w:t>as we only store two integer sums regardless of matrix size</w:t>
-      </w:r>
-      <w:r>
-        <w:t>.</w:t>
-      </w:r>
-    </w:p>
-    <w:p>
-      <w:pPr>
-        <w:pBdr>
-          <w:bottom w:val="single" w:sz="4" w:space="1" w:color="auto"/>
-        </w:pBdr>
-      </w:pPr>
-    </w:p>
-    <w:p/>
-    <w:p>
-      <w:pPr>
-        <w:rPr>
-          <w:b/>
-          <w:bCs/>
-        </w:rPr>
-      </w:pPr>
-      <w:r>
-        <w:rPr>
-          <w:b/>
-          <w:bCs/>
-        </w:rPr>
-        <w:t>4.Code (V.S) :</w:t>
-      </w:r>
-    </w:p>
-    <w:p>
-      <w:pPr>
-        <w:rPr>
-          <w:b/>
-          <w:bCs/>
-        </w:rPr>
-      </w:pPr>
+        <w:t>4.Code (V.S</w:t>
+      </w:r>
+      <w:proofErr w:type="gramStart"/>
+      <w:r>
+        <w:rPr>
+          <w:b/>
+          <w:bCs/>
+        </w:rPr>
+        <w:t>) :</w:t>
+      </w:r>
+      <w:proofErr w:type="gramEnd"/>
     </w:p>
     <w:p>
       <w:pPr>
@@ -686,10 +1107,10 @@
           <w:noProof/>
         </w:rPr>
         <w:drawing>
-          <wp:inline distT="0" distB="0" distL="0" distR="0" wp14:anchorId="3908F6B5" wp14:editId="74C56186">
-            <wp:extent cx="5943600" cy="4775200"/>
-            <wp:effectExtent l="0" t="0" r="0" b="6350"/>
-            <wp:docPr id="1006987922" name="Picture 1"/>
+          <wp:inline distT="0" distB="0" distL="0" distR="0" wp14:anchorId="0C1A5FEF" wp14:editId="64CC95BA">
+            <wp:extent cx="6446520" cy="4663440"/>
+            <wp:effectExtent l="0" t="0" r="0" b="3810"/>
+            <wp:docPr id="1142558073" name="Picture 1"/>
             <wp:cNvGraphicFramePr>
               <a:graphicFrameLocks xmlns:a="http://schemas.openxmlformats.org/drawingml/2006/main" noChangeAspect="1"/>
             </wp:cNvGraphicFramePr>
@@ -697,7 +1118,7 @@
               <a:graphicData uri="http://schemas.openxmlformats.org/drawingml/2006/picture">
                 <pic:pic xmlns:pic="http://schemas.openxmlformats.org/drawingml/2006/picture">
                   <pic:nvPicPr>
-                    <pic:cNvPr id="1006987922" name=""/>
+                    <pic:cNvPr id="1142558073" name=""/>
                     <pic:cNvPicPr/>
                   </pic:nvPicPr>
                   <pic:blipFill>
@@ -709,7 +1130,7 @@
                   <pic:spPr>
                     <a:xfrm>
                       <a:off x="0" y="0"/>
-                      <a:ext cx="5943600" cy="4775200"/>
+                      <a:ext cx="6446520" cy="4663440"/>
                     </a:xfrm>
                     <a:prstGeom prst="rect">
                       <a:avLst/>
@@ -731,16 +1152,16 @@
           <w:szCs w:val="28"/>
         </w:rPr>
       </w:pPr>
-    </w:p>
-    <w:p>
-      <w:pPr>
+      <w:r>
         <w:rPr>
           <w:b/>
           <w:bCs/>
           <w:sz w:val="28"/>
           <w:szCs w:val="28"/>
         </w:rPr>
-      </w:pPr>
+        <w:lastRenderedPageBreak/>
+        <w:t>Second</w:t>
+      </w:r>
       <w:r>
         <w:rPr>
           <w:b/>
@@ -748,9 +1169,9 @@
           <w:sz w:val="28"/>
           <w:szCs w:val="28"/>
         </w:rPr>
-        <w:lastRenderedPageBreak/>
-        <w:t>Second</w:t>
-      </w:r>
+        <w:t xml:space="preserve"> Algorithm: Recursive </w:t>
+      </w:r>
+      <w:proofErr w:type="gramStart"/>
       <w:r>
         <w:rPr>
           <w:b/>
@@ -758,7 +1179,7 @@
           <w:sz w:val="28"/>
           <w:szCs w:val="28"/>
         </w:rPr>
-        <w:t xml:space="preserve"> Algorithm: Recursive Algorithm</w:t>
+        <w:t>Algorithm</w:t>
       </w:r>
       <w:r>
         <w:rPr>
@@ -769,33 +1190,57 @@
         </w:rPr>
         <w:t xml:space="preserve"> :</w:t>
       </w:r>
-    </w:p>
-    <w:p>
-      <w:pPr>
-        <w:rPr>
-          <w:b/>
-          <w:bCs/>
-        </w:rPr>
-      </w:pPr>
-      <w:r>
-        <w:rPr>
-          <w:b/>
-          <w:bCs/>
-        </w:rPr>
-        <w:t xml:space="preserve">1.Pseudo-code : </w:t>
-      </w:r>
-    </w:p>
-    <w:p>
-      <w:r>
-        <w:t xml:space="preserve">Algorithm </w:t>
-      </w:r>
+      <w:proofErr w:type="gramEnd"/>
+    </w:p>
+    <w:p>
+      <w:pPr>
+        <w:rPr>
+          <w:b/>
+          <w:bCs/>
+        </w:rPr>
+      </w:pPr>
+      <w:r>
+        <w:rPr>
+          <w:b/>
+          <w:bCs/>
+        </w:rPr>
+        <w:t>1.Pseudo-</w:t>
+      </w:r>
+      <w:proofErr w:type="gramStart"/>
+      <w:r>
+        <w:rPr>
+          <w:b/>
+          <w:bCs/>
+        </w:rPr>
+        <w:t>code :</w:t>
+      </w:r>
+      <w:proofErr w:type="gramEnd"/>
+      <w:r>
+        <w:rPr>
+          <w:b/>
+          <w:bCs/>
+        </w:rPr>
+        <w:t xml:space="preserve"> </w:t>
+      </w:r>
+    </w:p>
+    <w:p>
+      <w:pPr>
+        <w:pBdr>
+          <w:bottom w:val="single" w:sz="4" w:space="1" w:color="auto"/>
+        </w:pBdr>
+      </w:pPr>
       <w:proofErr w:type="spellStart"/>
-      <w:r>
-        <w:t>RecursiveSum</w:t>
+      <w:proofErr w:type="gramStart"/>
+      <w:r>
+        <w:t>CalculateRecursive</w:t>
       </w:r>
       <w:proofErr w:type="spellEnd"/>
       <w:r>
-        <w:t xml:space="preserve">(matrix, n, </w:t>
+        <w:t>(</w:t>
+      </w:r>
+      <w:proofErr w:type="gramEnd"/>
+      <w:r>
+        <w:t xml:space="preserve">matrix, n, </w:t>
       </w:r>
       <w:proofErr w:type="spellStart"/>
       <w:r>
@@ -803,34 +1248,54 @@
       </w:r>
       <w:proofErr w:type="spellEnd"/>
       <w:r>
-        <w:t>)</w:t>
-      </w:r>
-    </w:p>
-    <w:p>
-      <w:r>
-        <w:t xml:space="preserve">    If </w:t>
+        <w:t>):</w:t>
+      </w:r>
+    </w:p>
+    <w:p>
+      <w:pPr>
+        <w:pBdr>
+          <w:bottom w:val="single" w:sz="4" w:space="1" w:color="auto"/>
+        </w:pBdr>
+      </w:pPr>
+      <w:r>
+        <w:t xml:space="preserve">    </w:t>
+      </w:r>
+      <w:proofErr w:type="gramStart"/>
+      <w:r>
+        <w:t xml:space="preserve">If </w:t>
       </w:r>
       <w:proofErr w:type="spellStart"/>
       <w:r>
         <w:t>i</w:t>
       </w:r>
       <w:proofErr w:type="spellEnd"/>
-      <w:r>
-        <w:t xml:space="preserve"> == n: </w:t>
-      </w:r>
-    </w:p>
-    <w:p>
-      <w:r>
-        <w:t xml:space="preserve">        Return 0</w:t>
-      </w:r>
-    </w:p>
-    <w:p>
+      <w:proofErr w:type="gramEnd"/>
+      <w:r>
+        <w:t xml:space="preserve"> == n:</w:t>
+      </w:r>
+    </w:p>
+    <w:p>
+      <w:pPr>
+        <w:pBdr>
+          <w:bottom w:val="single" w:sz="4" w:space="1" w:color="auto"/>
+        </w:pBdr>
+      </w:pPr>
+      <w:r>
+        <w:t xml:space="preserve">        Return 0                        </w:t>
+      </w:r>
+    </w:p>
+    <w:p>
+      <w:pPr>
+        <w:pBdr>
+          <w:bottom w:val="single" w:sz="4" w:space="1" w:color="auto"/>
+        </w:pBdr>
+      </w:pPr>
       <w:r>
         <w:t xml:space="preserve">    </w:t>
       </w:r>
       <w:proofErr w:type="spellStart"/>
       <w:r>
-        <w:t>currentDiff</w:t>
+        <w:t>rowDiff</w:t>
       </w:r>
       <w:proofErr w:type="spellEnd"/>
       <w:r>
@@ -858,36 +1323,280 @@
       </w:r>
       <w:proofErr w:type="spellEnd"/>
       <w:r>
-        <w:t xml:space="preserve">][n - 1 - </w:t>
+        <w:t>][n-1-i]</w:t>
+      </w:r>
+    </w:p>
+    <w:p>
+      <w:pPr>
+        <w:pBdr>
+          <w:bottom w:val="single" w:sz="4" w:space="1" w:color="auto"/>
+        </w:pBdr>
+      </w:pPr>
+      <w:r>
+        <w:t xml:space="preserve">    Return </w:t>
       </w:r>
       <w:proofErr w:type="spellStart"/>
       <w:r>
+        <w:t>rowDiff</w:t>
+      </w:r>
+      <w:proofErr w:type="spellEnd"/>
+      <w:r>
+        <w:t xml:space="preserve"> + </w:t>
+      </w:r>
+      <w:proofErr w:type="spellStart"/>
+      <w:proofErr w:type="gramStart"/>
+      <w:r>
+        <w:t>CalculateRecursive</w:t>
+      </w:r>
+      <w:proofErr w:type="spellEnd"/>
+      <w:r>
+        <w:t>(</w:t>
+      </w:r>
+      <w:proofErr w:type="gramEnd"/>
+      <w:r>
+        <w:t>matrix, n, i+1)</w:t>
+      </w:r>
+    </w:p>
+    <w:p>
+      <w:pPr>
+        <w:pBdr>
+          <w:bottom w:val="single" w:sz="4" w:space="1" w:color="auto"/>
+        </w:pBdr>
+      </w:pPr>
+    </w:p>
+    <w:p>
+      <w:pPr>
+        <w:rPr>
+          <w:b/>
+          <w:bCs/>
+        </w:rPr>
+      </w:pPr>
+      <w:r>
+        <w:rPr>
+          <w:b/>
+          <w:bCs/>
+        </w:rPr>
+        <w:t>2</w:t>
+      </w:r>
+      <w:r>
+        <w:rPr>
+          <w:b/>
+          <w:bCs/>
+        </w:rPr>
+        <w:t>.</w:t>
+      </w:r>
+      <w:r>
+        <w:rPr>
+          <w:b/>
+          <w:bCs/>
+        </w:rPr>
+        <w:t>Implementation (C++</w:t>
+      </w:r>
+      <w:proofErr w:type="gramStart"/>
+      <w:r>
+        <w:rPr>
+          <w:b/>
+          <w:bCs/>
+        </w:rPr>
+        <w:t xml:space="preserve">) </w:t>
+      </w:r>
+      <w:r>
+        <w:rPr>
+          <w:b/>
+          <w:bCs/>
+        </w:rPr>
+        <w:t>:</w:t>
+      </w:r>
+      <w:proofErr w:type="gramEnd"/>
+    </w:p>
+    <w:p>
+      <w:pPr>
+        <w:pBdr>
+          <w:bottom w:val="single" w:sz="4" w:space="1" w:color="auto"/>
+        </w:pBdr>
+      </w:pPr>
+      <w:proofErr w:type="gramStart"/>
+      <w:r>
+        <w:t>#include</w:t>
+      </w:r>
+      <w:proofErr w:type="gramEnd"/>
+      <w:r>
+        <w:t xml:space="preserve"> &lt;iostream&gt;</w:t>
+      </w:r>
+    </w:p>
+    <w:p>
+      <w:pPr>
+        <w:pBdr>
+          <w:bottom w:val="single" w:sz="4" w:space="1" w:color="auto"/>
+        </w:pBdr>
+      </w:pPr>
+      <w:proofErr w:type="gramStart"/>
+      <w:r>
+        <w:t>#include</w:t>
+      </w:r>
+      <w:proofErr w:type="gramEnd"/>
+      <w:r>
+        <w:t xml:space="preserve"> &lt;</w:t>
+      </w:r>
+      <w:proofErr w:type="spellStart"/>
+      <w:r>
+        <w:t>cmath</w:t>
+      </w:r>
+      <w:proofErr w:type="spellEnd"/>
+      <w:r>
+        <w:t>&gt;</w:t>
+      </w:r>
+    </w:p>
+    <w:p>
+      <w:pPr>
+        <w:pBdr>
+          <w:bottom w:val="single" w:sz="4" w:space="1" w:color="auto"/>
+        </w:pBdr>
+      </w:pPr>
+      <w:r>
+        <w:t xml:space="preserve">int </w:t>
+      </w:r>
+      <w:proofErr w:type="spellStart"/>
+      <w:proofErr w:type="gramStart"/>
+      <w:r>
+        <w:t>calculateRecursive</w:t>
+      </w:r>
+      <w:proofErr w:type="spellEnd"/>
+      <w:r>
+        <w:t>(</w:t>
+      </w:r>
+      <w:proofErr w:type="gramEnd"/>
+      <w:r>
+        <w:t xml:space="preserve">int </w:t>
+      </w:r>
+      <w:proofErr w:type="gramStart"/>
+      <w:r>
+        <w:t>matrix[</w:t>
+      </w:r>
+      <w:proofErr w:type="gramEnd"/>
+      <w:r>
+        <w:t xml:space="preserve">][100], int n, int </w:t>
+      </w:r>
+      <w:proofErr w:type="spellStart"/>
+      <w:proofErr w:type="gramStart"/>
+      <w:r>
         <w:t>i</w:t>
       </w:r>
       <w:proofErr w:type="spellEnd"/>
       <w:r>
-        <w:t>]</w:t>
-      </w:r>
-    </w:p>
-    <w:p>
-      <w:r>
-        <w:t xml:space="preserve">    Return </w:t>
+        <w:t>) {</w:t>
+      </w:r>
+      <w:proofErr w:type="gramEnd"/>
+    </w:p>
+    <w:p>
+      <w:pPr>
+        <w:pBdr>
+          <w:bottom w:val="single" w:sz="4" w:space="1" w:color="auto"/>
+        </w:pBdr>
+      </w:pPr>
+      <w:r>
+        <w:t xml:space="preserve">    if (</w:t>
       </w:r>
       <w:proofErr w:type="spellStart"/>
       <w:r>
-        <w:t>currentDiff</w:t>
+        <w:t>i</w:t>
       </w:r>
       <w:proofErr w:type="spellEnd"/>
       <w:r>
+        <w:t xml:space="preserve"> == n) return 0; </w:t>
+      </w:r>
+    </w:p>
+    <w:p>
+      <w:pPr>
+        <w:pBdr>
+          <w:bottom w:val="single" w:sz="4" w:space="1" w:color="auto"/>
+        </w:pBdr>
+      </w:pPr>
+    </w:p>
+    <w:p>
+      <w:pPr>
+        <w:pBdr>
+          <w:bottom w:val="single" w:sz="4" w:space="1" w:color="auto"/>
+        </w:pBdr>
+      </w:pPr>
+      <w:r>
+        <w:t xml:space="preserve">    int </w:t>
+      </w:r>
+      <w:proofErr w:type="spellStart"/>
+      <w:r>
+        <w:t>rowDiff</w:t>
+      </w:r>
+      <w:proofErr w:type="spellEnd"/>
+      <w:r>
+        <w:t xml:space="preserve"> = matrix[</w:t>
+      </w:r>
+      <w:proofErr w:type="spellStart"/>
+      <w:r>
+        <w:t>i</w:t>
+      </w:r>
+      <w:proofErr w:type="spellEnd"/>
+      <w:r>
+        <w:t>][</w:t>
+      </w:r>
+      <w:proofErr w:type="spellStart"/>
+      <w:r>
+        <w:t>i</w:t>
+      </w:r>
+      <w:proofErr w:type="spellEnd"/>
+      <w:r>
+        <w:t>] - matrix[</w:t>
+      </w:r>
+      <w:proofErr w:type="spellStart"/>
+      <w:r>
+        <w:t>i</w:t>
+      </w:r>
+      <w:proofErr w:type="spellEnd"/>
+      <w:proofErr w:type="gramStart"/>
+      <w:r>
+        <w:t>][</w:t>
+      </w:r>
+      <w:proofErr w:type="gramEnd"/>
+      <w:r>
+        <w:t xml:space="preserve">n - 1 - </w:t>
+      </w:r>
+      <w:proofErr w:type="spellStart"/>
+      <w:r>
+        <w:t>i</w:t>
+      </w:r>
+      <w:proofErr w:type="spellEnd"/>
+      <w:r>
+        <w:t>];</w:t>
+      </w:r>
+    </w:p>
+    <w:p>
+      <w:pPr>
+        <w:pBdr>
+          <w:bottom w:val="single" w:sz="4" w:space="1" w:color="auto"/>
+        </w:pBdr>
+      </w:pPr>
+      <w:r>
+        <w:t xml:space="preserve">    return </w:t>
+      </w:r>
+      <w:proofErr w:type="spellStart"/>
+      <w:r>
+        <w:t>rowDiff</w:t>
+      </w:r>
+      <w:proofErr w:type="spellEnd"/>
+      <w:r>
         <w:t xml:space="preserve"> + </w:t>
       </w:r>
       <w:proofErr w:type="spellStart"/>
-      <w:r>
-        <w:t>RecursiveSum</w:t>
+      <w:proofErr w:type="gramStart"/>
+      <w:r>
+        <w:t>calculateRecursive</w:t>
       </w:r>
       <w:proofErr w:type="spellEnd"/>
       <w:r>
-        <w:t xml:space="preserve">(matrix, n, </w:t>
+        <w:t>(</w:t>
+      </w:r>
+      <w:proofErr w:type="gramEnd"/>
+      <w:r>
+        <w:t xml:space="preserve">matrix, n, </w:t>
       </w:r>
       <w:proofErr w:type="spellStart"/>
       <w:r>
@@ -895,285 +1604,135 @@
       </w:r>
       <w:proofErr w:type="spellEnd"/>
       <w:r>
-        <w:t xml:space="preserve"> + 1)</w:t>
-      </w:r>
-    </w:p>
-    <w:p>
-      <w:r>
-        <w:t xml:space="preserve">Algorithm </w:t>
+        <w:t xml:space="preserve"> + 1);</w:t>
+      </w:r>
+    </w:p>
+    <w:p>
+      <w:pPr>
+        <w:pBdr>
+          <w:bottom w:val="single" w:sz="4" w:space="1" w:color="auto"/>
+        </w:pBdr>
+      </w:pPr>
+      <w:r>
+        <w:t>}</w:t>
+      </w:r>
+    </w:p>
+    <w:p>
+      <w:pPr>
+        <w:pBdr>
+          <w:bottom w:val="single" w:sz="4" w:space="1" w:color="auto"/>
+        </w:pBdr>
+      </w:pPr>
+    </w:p>
+    <w:p>
+      <w:pPr>
+        <w:pBdr>
+          <w:bottom w:val="single" w:sz="4" w:space="1" w:color="auto"/>
+        </w:pBdr>
+      </w:pPr>
+      <w:r>
+        <w:t xml:space="preserve">int </w:t>
       </w:r>
       <w:proofErr w:type="spellStart"/>
-      <w:r>
-        <w:t>DiagonalDifferenceRecursive</w:t>
+      <w:proofErr w:type="gramStart"/>
+      <w:r>
+        <w:t>diagonalDifferenceRecursive</w:t>
       </w:r>
       <w:proofErr w:type="spellEnd"/>
       <w:r>
-        <w:t>(matrix, n)</w:t>
-      </w:r>
-    </w:p>
-    <w:p>
-      <w:r>
-        <w:t xml:space="preserve">    </w:t>
+        <w:t>(</w:t>
+      </w:r>
+      <w:proofErr w:type="gramEnd"/>
+      <w:r>
+        <w:t xml:space="preserve">int </w:t>
+      </w:r>
+      <w:proofErr w:type="gramStart"/>
+      <w:r>
+        <w:t>matrix[</w:t>
+      </w:r>
+      <w:proofErr w:type="gramEnd"/>
+      <w:r>
+        <w:t xml:space="preserve">][100], int </w:t>
+      </w:r>
+      <w:proofErr w:type="gramStart"/>
+      <w:r>
+        <w:t>n) {</w:t>
+      </w:r>
+      <w:proofErr w:type="gramEnd"/>
+    </w:p>
+    <w:p>
+      <w:pPr>
+        <w:pBdr>
+          <w:bottom w:val="single" w:sz="4" w:space="1" w:color="auto"/>
+        </w:pBdr>
+      </w:pPr>
+      <w:r>
+        <w:t xml:space="preserve">    return </w:t>
+      </w:r>
+      <w:proofErr w:type="gramStart"/>
+      <w:r>
+        <w:t>abs(</w:t>
       </w:r>
       <w:proofErr w:type="spellStart"/>
       <w:r>
-        <w:t>totalDiff</w:t>
+        <w:t>calculateRecursive</w:t>
       </w:r>
       <w:proofErr w:type="spellEnd"/>
       <w:r>
-        <w:t xml:space="preserve"> = </w:t>
-      </w:r>
-      <w:proofErr w:type="spellStart"/>
-      <w:r>
-        <w:t>RecursiveSum</w:t>
-      </w:r>
-      <w:proofErr w:type="spellEnd"/>
-      <w:r>
-        <w:t>(matrix, n, 0)</w:t>
-      </w:r>
-    </w:p>
-    <w:p>
-      <w:r>
-        <w:t xml:space="preserve">    Return </w:t>
-      </w:r>
-      <w:proofErr w:type="spellStart"/>
-      <w:r>
-        <w:t>AbsoluteValue</w:t>
-      </w:r>
-      <w:proofErr w:type="spellEnd"/>
-      <w:r>
         <w:t>(</w:t>
       </w:r>
-      <w:proofErr w:type="spellStart"/>
-      <w:r>
-        <w:t>totalDiff</w:t>
-      </w:r>
-      <w:proofErr w:type="spellEnd"/>
-      <w:r>
-        <w:t>)</w:t>
-      </w:r>
-    </w:p>
-    <w:p>
-      <w:pPr>
-        <w:pBdr>
-          <w:bottom w:val="single" w:sz="4" w:space="1" w:color="auto"/>
-        </w:pBdr>
-      </w:pPr>
-    </w:p>
-    <w:p>
-      <w:pPr>
-        <w:rPr>
-          <w:b/>
-          <w:bCs/>
-        </w:rPr>
-      </w:pPr>
-      <w:r>
-        <w:rPr>
-          <w:b/>
-          <w:bCs/>
-        </w:rPr>
-        <w:t>2</w:t>
-      </w:r>
-      <w:r>
-        <w:rPr>
-          <w:b/>
-          <w:bCs/>
-        </w:rPr>
-        <w:t>.</w:t>
-      </w:r>
-      <w:r>
-        <w:rPr>
-          <w:b/>
-          <w:bCs/>
-        </w:rPr>
-        <w:t xml:space="preserve">Implementation (C++) </w:t>
-      </w:r>
-      <w:r>
-        <w:rPr>
-          <w:b/>
-          <w:bCs/>
-        </w:rPr>
-        <w:t>:</w:t>
-      </w:r>
-    </w:p>
-    <w:p>
-      <w:r>
-        <w:t xml:space="preserve">#include &lt;iostream&gt; </w:t>
-      </w:r>
-    </w:p>
-    <w:p>
-      <w:r>
-        <w:t xml:space="preserve">#include &lt;vector&gt; </w:t>
-      </w:r>
-    </w:p>
-    <w:p>
-      <w:r>
-        <w:t>#include &lt;</w:t>
-      </w:r>
-      <w:proofErr w:type="spellStart"/>
-      <w:r>
-        <w:t>cmath</w:t>
-      </w:r>
-      <w:proofErr w:type="spellEnd"/>
-      <w:r>
-        <w:t>&gt;</w:t>
-      </w:r>
-    </w:p>
-    <w:p>
-      <w:r>
-        <w:t xml:space="preserve">int </w:t>
-      </w:r>
-      <w:proofErr w:type="spellStart"/>
-      <w:r>
-        <w:t>calculateRecursive</w:t>
-      </w:r>
-      <w:proofErr w:type="spellEnd"/>
-      <w:r>
-        <w:t xml:space="preserve">(const std::vector&lt;std::vector&lt;int&gt;&gt;&amp; matrix, int n, int </w:t>
-      </w:r>
-      <w:proofErr w:type="spellStart"/>
-      <w:r>
-        <w:t>i</w:t>
-      </w:r>
-      <w:proofErr w:type="spellEnd"/>
-      <w:r>
-        <w:t>) {</w:t>
-      </w:r>
-    </w:p>
-    <w:p>
-      <w:r>
-        <w:t xml:space="preserve">    if (</w:t>
-      </w:r>
-      <w:proofErr w:type="spellStart"/>
-      <w:r>
-        <w:t>i</w:t>
-      </w:r>
-      <w:proofErr w:type="spellEnd"/>
-      <w:r>
-        <w:t xml:space="preserve"> == n) return 0; // Base Case: all rows processed</w:t>
-      </w:r>
-    </w:p>
-    <w:p>
-      <w:r>
-        <w:t xml:space="preserve">    </w:t>
-      </w:r>
-    </w:p>
-    <w:p>
-      <w:r>
-        <w:t xml:space="preserve">    int </w:t>
-      </w:r>
-      <w:proofErr w:type="spellStart"/>
-      <w:r>
-        <w:t>rowDiff</w:t>
-      </w:r>
-      <w:proofErr w:type="spellEnd"/>
-      <w:r>
-        <w:t xml:space="preserve"> = matrix[</w:t>
-      </w:r>
-      <w:proofErr w:type="spellStart"/>
-      <w:r>
-        <w:t>i</w:t>
-      </w:r>
-      <w:proofErr w:type="spellEnd"/>
-      <w:r>
-        <w:t>][</w:t>
-      </w:r>
-      <w:proofErr w:type="spellStart"/>
-      <w:r>
-        <w:t>i</w:t>
-      </w:r>
-      <w:proofErr w:type="spellEnd"/>
-      <w:r>
-        <w:t>] - matrix[</w:t>
-      </w:r>
-      <w:proofErr w:type="spellStart"/>
-      <w:r>
-        <w:t>i</w:t>
-      </w:r>
-      <w:proofErr w:type="spellEnd"/>
-      <w:r>
-        <w:t xml:space="preserve">][n - 1 - </w:t>
-      </w:r>
-      <w:proofErr w:type="spellStart"/>
-      <w:r>
-        <w:t>i</w:t>
-      </w:r>
-      <w:proofErr w:type="spellEnd"/>
-      <w:r>
-        <w:t>];</w:t>
-      </w:r>
-    </w:p>
-    <w:p>
-      <w:r>
-        <w:t xml:space="preserve">    return </w:t>
-      </w:r>
-      <w:proofErr w:type="spellStart"/>
-      <w:r>
-        <w:t>rowDiff</w:t>
-      </w:r>
-      <w:proofErr w:type="spellEnd"/>
-      <w:r>
-        <w:t xml:space="preserve"> + </w:t>
-      </w:r>
-      <w:proofErr w:type="spellStart"/>
-      <w:r>
-        <w:t>calculateRecursive</w:t>
-      </w:r>
-      <w:proofErr w:type="spellEnd"/>
-      <w:r>
-        <w:t xml:space="preserve">(matrix, n, </w:t>
-      </w:r>
-      <w:proofErr w:type="spellStart"/>
-      <w:r>
-        <w:t>i</w:t>
-      </w:r>
-      <w:proofErr w:type="spellEnd"/>
-      <w:r>
-        <w:t xml:space="preserve"> + 1);</w:t>
-      </w:r>
-    </w:p>
-    <w:p>
+      <w:proofErr w:type="gramEnd"/>
+      <w:r>
+        <w:t>matrix, n, 0));</w:t>
+      </w:r>
+    </w:p>
+    <w:p>
+      <w:pPr>
+        <w:pBdr>
+          <w:bottom w:val="single" w:sz="4" w:space="1" w:color="auto"/>
+        </w:pBdr>
+      </w:pPr>
       <w:r>
         <w:t>}</w:t>
       </w:r>
     </w:p>
-    <w:p/>
-    <w:p>
-      <w:r>
-        <w:t xml:space="preserve">int </w:t>
-      </w:r>
-      <w:proofErr w:type="spellStart"/>
-      <w:r>
-        <w:t>diagonalDifferenceRecursive</w:t>
-      </w:r>
-      <w:proofErr w:type="spellEnd"/>
-      <w:r>
-        <w:t>(const std::vector&lt;std::vector&lt;int&gt;&gt;&amp; matrix, int n) {</w:t>
-      </w:r>
-    </w:p>
-    <w:p>
-      <w:r>
-        <w:t xml:space="preserve">    return std::abs(</w:t>
-      </w:r>
-      <w:proofErr w:type="spellStart"/>
-      <w:r>
-        <w:t>calculateRecursive</w:t>
-      </w:r>
-      <w:proofErr w:type="spellEnd"/>
-      <w:r>
-        <w:t>(matrix, n, 0));</w:t>
-      </w:r>
-    </w:p>
-    <w:p>
-      <w:r>
-        <w:t>}</w:t>
-      </w:r>
-    </w:p>
-    <w:p>
-      <w:pPr>
-        <w:pBdr>
-          <w:bottom w:val="single" w:sz="4" w:space="1" w:color="auto"/>
-        </w:pBdr>
+    <w:p>
+      <w:pPr>
+        <w:pBdr>
+          <w:bottom w:val="single" w:sz="4" w:space="1" w:color="auto"/>
+        </w:pBdr>
+      </w:pPr>
+    </w:p>
+    <w:p>
+      <w:pPr>
+        <w:rPr>
+          <w:b/>
+          <w:bCs/>
+        </w:rPr>
+      </w:pPr>
+    </w:p>
+    <w:p>
+      <w:pPr>
+        <w:rPr>
+          <w:b/>
+          <w:bCs/>
+        </w:rPr>
+      </w:pPr>
+    </w:p>
+    <w:p>
+      <w:pPr>
+        <w:rPr>
+          <w:b/>
+          <w:bCs/>
+        </w:rPr>
+      </w:pPr>
+    </w:p>
+    <w:p>
+      <w:pPr>
+        <w:rPr>
+          <w:b/>
+          <w:bCs/>
+        </w:rPr>
       </w:pPr>
     </w:p>
     <w:p>
@@ -1223,135 +1782,371 @@
         <w:t>Analysis &amp; Complexity</w:t>
       </w:r>
     </w:p>
-    <w:p>
-      <w:pPr>
-        <w:numPr>
-          <w:ilvl w:val="0"/>
-          <w:numId w:val="2"/>
-        </w:numPr>
-      </w:pPr>
-      <w:r>
-        <w:rPr>
-          <w:b/>
-          <w:bCs/>
-        </w:rPr>
-        <w:t>Step-by-Step Analysis</w:t>
-      </w:r>
-      <w:r>
-        <w:t>:</w:t>
-      </w:r>
-    </w:p>
-    <w:p>
-      <w:pPr>
-        <w:numPr>
-          <w:ilvl w:val="1"/>
-          <w:numId w:val="2"/>
-        </w:numPr>
-      </w:pPr>
-      <w:r>
-        <w:t>The function checks the base case (</w:t>
-      </w:r>
-      <w:proofErr w:type="spellStart"/>
-      <w:r>
-        <w:t>i</w:t>
-      </w:r>
-      <w:proofErr w:type="spellEnd"/>
-      <w:r>
-        <w:t xml:space="preserve"> == n): O(1).</w:t>
-      </w:r>
-    </w:p>
-    <w:p>
-      <w:pPr>
-        <w:numPr>
-          <w:ilvl w:val="1"/>
-          <w:numId w:val="2"/>
-        </w:numPr>
-      </w:pPr>
-      <w:r>
-        <w:t>Processes the current row's diagonal elements: O(1).</w:t>
-      </w:r>
-    </w:p>
-    <w:p>
-      <w:pPr>
-        <w:numPr>
-          <w:ilvl w:val="1"/>
-          <w:numId w:val="2"/>
-        </w:numPr>
-      </w:pPr>
-      <w:r>
-        <w:t>Makes a recursive call for the next row: n total calls.</w:t>
-      </w:r>
-    </w:p>
-    <w:p>
-      <w:pPr>
-        <w:numPr>
-          <w:ilvl w:val="0"/>
-          <w:numId w:val="2"/>
-        </w:numPr>
-      </w:pPr>
-      <w:r>
-        <w:rPr>
-          <w:b/>
-          <w:bCs/>
-        </w:rPr>
-        <w:t>Time Complexity</w:t>
-      </w:r>
-      <w:r>
-        <w:t>: O(n) as there are n recursive calls.</w:t>
-      </w:r>
-    </w:p>
-    <w:p>
-      <w:pPr>
-        <w:numPr>
-          <w:ilvl w:val="0"/>
-          <w:numId w:val="2"/>
-        </w:numPr>
-      </w:pPr>
-      <w:r>
-        <w:rPr>
-          <w:b/>
-          <w:bCs/>
-        </w:rPr>
-        <w:t>Space Complexity</w:t>
-      </w:r>
-      <w:r>
-        <w:t>: O(n) due to the recursion stack depth.</w:t>
-      </w:r>
-    </w:p>
-    <w:p/>
-    <w:p>
-      <w:pPr>
-        <w:pBdr>
-          <w:bottom w:val="single" w:sz="4" w:space="1" w:color="auto"/>
-        </w:pBdr>
-      </w:pPr>
-    </w:p>
-    <w:p>
-      <w:pPr>
-        <w:rPr>
-          <w:b/>
-          <w:bCs/>
-        </w:rPr>
-      </w:pPr>
-      <w:r>
-        <w:rPr>
-          <w:b/>
-          <w:bCs/>
-        </w:rPr>
-        <w:t>4.Code (V.S) :</w:t>
-      </w:r>
-    </w:p>
-    <w:p>
-      <w:pPr>
-        <w:rPr>
-          <w:b/>
-          <w:bCs/>
-        </w:rPr>
-      </w:pPr>
-    </w:p>
+    <w:tbl>
+      <w:tblPr>
+        <w:tblStyle w:val="TableGrid"/>
+        <w:tblW w:w="10435" w:type="dxa"/>
+        <w:tblInd w:w="-5" w:type="dxa"/>
+        <w:tblLook w:val="04A0" w:firstRow="1" w:lastRow="0" w:firstColumn="1" w:lastColumn="0" w:noHBand="0" w:noVBand="1"/>
+      </w:tblPr>
+      <w:tblGrid>
+        <w:gridCol w:w="900"/>
+        <w:gridCol w:w="6418"/>
+        <w:gridCol w:w="3117"/>
+      </w:tblGrid>
+      <w:tr>
+        <w:tc>
+          <w:tcPr>
+            <w:tcW w:w="900" w:type="dxa"/>
+          </w:tcPr>
+          <w:p>
+            <w:pPr>
+              <w:jc w:val="center"/>
+            </w:pPr>
+            <w:r>
+              <w:t>Step</w:t>
+            </w:r>
+          </w:p>
+        </w:tc>
+        <w:tc>
+          <w:tcPr>
+            <w:tcW w:w="6418" w:type="dxa"/>
+          </w:tcPr>
+          <w:p>
+            <w:pPr>
+              <w:jc w:val="center"/>
+            </w:pPr>
+            <w:r>
+              <w:t>Operation</w:t>
+            </w:r>
+          </w:p>
+        </w:tc>
+        <w:tc>
+          <w:tcPr>
+            <w:tcW w:w="3117" w:type="dxa"/>
+          </w:tcPr>
+          <w:p>
+            <w:pPr>
+              <w:jc w:val="center"/>
+            </w:pPr>
+            <w:r>
+              <w:t>Cost</w:t>
+            </w:r>
+          </w:p>
+        </w:tc>
+      </w:tr>
+      <w:tr>
+        <w:tc>
+          <w:tcPr>
+            <w:tcW w:w="900" w:type="dxa"/>
+          </w:tcPr>
+          <w:p>
+            <w:pPr>
+              <w:jc w:val="center"/>
+            </w:pPr>
+            <w:r>
+              <w:t>1</w:t>
+            </w:r>
+          </w:p>
+        </w:tc>
+        <w:tc>
+          <w:tcPr>
+            <w:tcW w:w="6418" w:type="dxa"/>
+          </w:tcPr>
+          <w:p>
+            <w:pPr>
+              <w:jc w:val="center"/>
+            </w:pPr>
+            <w:r>
+              <w:t xml:space="preserve">Check base case: </w:t>
+            </w:r>
+            <w:proofErr w:type="gramStart"/>
+            <w:r>
+              <w:t xml:space="preserve">if </w:t>
+            </w:r>
+            <w:proofErr w:type="spellStart"/>
+            <w:r>
+              <w:t>i</w:t>
+            </w:r>
+            <w:proofErr w:type="spellEnd"/>
+            <w:proofErr w:type="gramEnd"/>
+            <w:r>
+              <w:t xml:space="preserve"> == n return 0</w:t>
+            </w:r>
+          </w:p>
+        </w:tc>
+        <w:tc>
+          <w:tcPr>
+            <w:tcW w:w="3117" w:type="dxa"/>
+          </w:tcPr>
+          <w:p>
+            <w:pPr>
+              <w:jc w:val="center"/>
+            </w:pPr>
+            <w:proofErr w:type="gramStart"/>
+            <w:r>
+              <w:t>O(</w:t>
+            </w:r>
+            <w:proofErr w:type="gramEnd"/>
+            <w:r>
+              <w:t>1)</w:t>
+            </w:r>
+          </w:p>
+        </w:tc>
+      </w:tr>
+      <w:tr>
+        <w:tc>
+          <w:tcPr>
+            <w:tcW w:w="900" w:type="dxa"/>
+          </w:tcPr>
+          <w:p>
+            <w:pPr>
+              <w:jc w:val="center"/>
+            </w:pPr>
+            <w:r>
+              <w:t>2</w:t>
+            </w:r>
+          </w:p>
+        </w:tc>
+        <w:tc>
+          <w:tcPr>
+            <w:tcW w:w="6418" w:type="dxa"/>
+          </w:tcPr>
+          <w:p>
+            <w:pPr>
+              <w:jc w:val="center"/>
+            </w:pPr>
+            <w:r>
+              <w:t>Access matrix[</w:t>
+            </w:r>
+            <w:proofErr w:type="spellStart"/>
+            <w:r>
+              <w:t>i</w:t>
+            </w:r>
+            <w:proofErr w:type="spellEnd"/>
+            <w:r>
+              <w:t>][</w:t>
+            </w:r>
+            <w:proofErr w:type="spellStart"/>
+            <w:r>
+              <w:t>i</w:t>
+            </w:r>
+            <w:proofErr w:type="spellEnd"/>
+            <w:r>
+              <w:t>] and matrix[</w:t>
+            </w:r>
+            <w:proofErr w:type="spellStart"/>
+            <w:r>
+              <w:t>i</w:t>
+            </w:r>
+            <w:proofErr w:type="spellEnd"/>
+            <w:r>
+              <w:t xml:space="preserve">][n-1-i] and compute </w:t>
+            </w:r>
+            <w:proofErr w:type="spellStart"/>
+            <w:r>
+              <w:t>rowDiff</w:t>
+            </w:r>
+            <w:proofErr w:type="spellEnd"/>
+          </w:p>
+        </w:tc>
+        <w:tc>
+          <w:tcPr>
+            <w:tcW w:w="3117" w:type="dxa"/>
+          </w:tcPr>
+          <w:p>
+            <w:pPr>
+              <w:jc w:val="center"/>
+            </w:pPr>
+            <w:proofErr w:type="gramStart"/>
+            <w:r>
+              <w:t>O(</w:t>
+            </w:r>
+            <w:proofErr w:type="gramEnd"/>
+            <w:r>
+              <w:t>1</w:t>
+            </w:r>
+            <w:r>
+              <w:t>)</w:t>
+            </w:r>
+          </w:p>
+        </w:tc>
+      </w:tr>
+      <w:tr>
+        <w:tc>
+          <w:tcPr>
+            <w:tcW w:w="900" w:type="dxa"/>
+          </w:tcPr>
+          <w:p>
+            <w:pPr>
+              <w:jc w:val="center"/>
+            </w:pPr>
+            <w:r>
+              <w:t>3</w:t>
+            </w:r>
+          </w:p>
+        </w:tc>
+        <w:tc>
+          <w:tcPr>
+            <w:tcW w:w="6418" w:type="dxa"/>
+          </w:tcPr>
+          <w:p>
+            <w:pPr>
+              <w:jc w:val="center"/>
+            </w:pPr>
+            <w:r>
+              <w:t>Make recursive call with i+1</w:t>
+            </w:r>
+          </w:p>
+        </w:tc>
+        <w:tc>
+          <w:tcPr>
+            <w:tcW w:w="3117" w:type="dxa"/>
+          </w:tcPr>
+          <w:p>
+            <w:pPr>
+              <w:jc w:val="center"/>
+            </w:pPr>
+            <w:proofErr w:type="gramStart"/>
+            <w:r>
+              <w:t>O(</w:t>
+            </w:r>
+            <w:proofErr w:type="gramEnd"/>
+            <w:r>
+              <w:t>1</w:t>
+            </w:r>
+            <w:r>
+              <w:t>)</w:t>
+            </w:r>
+          </w:p>
+        </w:tc>
+      </w:tr>
+      <w:tr>
+        <w:tc>
+          <w:tcPr>
+            <w:tcW w:w="900" w:type="dxa"/>
+          </w:tcPr>
+          <w:p>
+            <w:pPr>
+              <w:jc w:val="center"/>
+            </w:pPr>
+            <w:r>
+              <w:t>4</w:t>
+            </w:r>
+          </w:p>
+        </w:tc>
+        <w:tc>
+          <w:tcPr>
+            <w:tcW w:w="6418" w:type="dxa"/>
+          </w:tcPr>
+          <w:p>
+            <w:pPr>
+              <w:jc w:val="center"/>
+            </w:pPr>
+            <w:r>
+              <w:t>Function calls itself n times until base case is reached</w:t>
+            </w:r>
+          </w:p>
+        </w:tc>
+        <w:tc>
+          <w:tcPr>
+            <w:tcW w:w="3117" w:type="dxa"/>
+          </w:tcPr>
+          <w:p>
+            <w:pPr>
+              <w:jc w:val="center"/>
+            </w:pPr>
+            <w:r>
+              <w:t>O(</w:t>
+            </w:r>
+            <w:r>
+              <w:t>n</w:t>
+            </w:r>
+            <w:r>
+              <w:t>)</w:t>
+            </w:r>
+          </w:p>
+        </w:tc>
+      </w:tr>
+    </w:tbl>
     <w:p>
       <w:pPr>
         <w:jc w:val="center"/>
+      </w:pPr>
+    </w:p>
+    <w:p>
+      <w:r>
+        <w:rPr>
+          <w:b/>
+          <w:bCs/>
+        </w:rPr>
+        <w:t>Total Time Complexity:</w:t>
+      </w:r>
+    </w:p>
+    <w:p>
+      <w:r>
+        <w:rPr>
+          <w:b/>
+          <w:bCs/>
+        </w:rPr>
+        <w:t>T(n) = O(n)</w:t>
+      </w:r>
+    </w:p>
+    <w:p>
+      <w:r>
+        <w:rPr>
+          <w:b/>
+          <w:bCs/>
+        </w:rPr>
+        <w:t>Space Complexity:</w:t>
+      </w:r>
+      <w:r>
+        <w:t xml:space="preserve"> Each recursive call is added to the call stack and stays there until the base case is reached. At most n calls exist on the stack at the same time.</w:t>
+      </w:r>
+    </w:p>
+    <w:p>
+      <w:r>
+        <w:rPr>
+          <w:b/>
+          <w:bCs/>
+        </w:rPr>
+        <w:t>S(n) = O(n)</w:t>
+      </w:r>
+    </w:p>
+    <w:p>
+      <w:pPr>
+        <w:pBdr>
+          <w:bottom w:val="single" w:sz="4" w:space="1" w:color="auto"/>
+        </w:pBdr>
+      </w:pPr>
+    </w:p>
+    <w:p>
+      <w:pPr>
+        <w:rPr>
+          <w:b/>
+          <w:bCs/>
+        </w:rPr>
+      </w:pPr>
+      <w:r>
+        <w:rPr>
+          <w:b/>
+          <w:bCs/>
+        </w:rPr>
+        <w:t>4.Code (V.S</w:t>
+      </w:r>
+      <w:proofErr w:type="gramStart"/>
+      <w:r>
+        <w:rPr>
+          <w:b/>
+          <w:bCs/>
+        </w:rPr>
+        <w:t>) :</w:t>
+      </w:r>
+      <w:proofErr w:type="gramEnd"/>
+    </w:p>
+    <w:p>
+      <w:pPr>
+        <w:jc w:val="center"/>
         <w:rPr>
           <w:b/>
           <w:bCs/>
@@ -1364,10 +2159,10 @@
           <w:noProof/>
         </w:rPr>
         <w:drawing>
-          <wp:inline distT="0" distB="0" distL="0" distR="0" wp14:anchorId="34A048A9" wp14:editId="106BAC83">
-            <wp:extent cx="5943600" cy="4632960"/>
-            <wp:effectExtent l="0" t="0" r="0" b="0"/>
-            <wp:docPr id="967892253" name="Picture 1"/>
+          <wp:inline distT="0" distB="0" distL="0" distR="0" wp14:anchorId="3C68ACA4" wp14:editId="611CF29E">
+            <wp:extent cx="6545580" cy="5364480"/>
+            <wp:effectExtent l="0" t="0" r="7620" b="7620"/>
+            <wp:docPr id="2029510144" name="Picture 1"/>
             <wp:cNvGraphicFramePr>
               <a:graphicFrameLocks xmlns:a="http://schemas.openxmlformats.org/drawingml/2006/main" noChangeAspect="1"/>
             </wp:cNvGraphicFramePr>
@@ -1375,7 +2170,7 @@
               <a:graphicData uri="http://schemas.openxmlformats.org/drawingml/2006/picture">
                 <pic:pic xmlns:pic="http://schemas.openxmlformats.org/drawingml/2006/picture">
                   <pic:nvPicPr>
-                    <pic:cNvPr id="967892253" name=""/>
+                    <pic:cNvPr id="2029510144" name=""/>
                     <pic:cNvPicPr/>
                   </pic:nvPicPr>
                   <pic:blipFill>
@@ -1387,7 +2182,7 @@
                   <pic:spPr>
                     <a:xfrm>
                       <a:off x="0" y="0"/>
-                      <a:ext cx="5943600" cy="4632960"/>
+                      <a:ext cx="6545580" cy="5364480"/>
                     </a:xfrm>
                     <a:prstGeom prst="rect">
                       <a:avLst/>
@@ -1409,26 +2204,25 @@
           <w:szCs w:val="28"/>
         </w:rPr>
       </w:pPr>
-    </w:p>
-    <w:p>
-      <w:pPr>
+      <w:r>
         <w:rPr>
           <w:b/>
           <w:bCs/>
           <w:sz w:val="28"/>
           <w:szCs w:val="28"/>
         </w:rPr>
-      </w:pPr>
-    </w:p>
-    <w:p>
-      <w:pPr>
+        <w:lastRenderedPageBreak/>
+        <w:t>4</w:t>
+      </w:r>
+      <w:r>
         <w:rPr>
           <w:b/>
           <w:bCs/>
           <w:sz w:val="28"/>
           <w:szCs w:val="28"/>
         </w:rPr>
-      </w:pPr>
+        <w:t xml:space="preserve">. </w:t>
+      </w:r>
       <w:r>
         <w:rPr>
           <w:b/>
@@ -1436,9 +2230,244 @@
           <w:sz w:val="28"/>
           <w:szCs w:val="28"/>
         </w:rPr>
+        <w:t xml:space="preserve">Running </w:t>
+      </w:r>
+      <w:proofErr w:type="gramStart"/>
+      <w:r>
+        <w:rPr>
+          <w:b/>
+          <w:bCs/>
+          <w:sz w:val="28"/>
+          <w:szCs w:val="28"/>
+        </w:rPr>
+        <w:t>Example</w:t>
+      </w:r>
+      <w:r>
+        <w:rPr>
+          <w:b/>
+          <w:bCs/>
+          <w:sz w:val="28"/>
+          <w:szCs w:val="28"/>
+        </w:rPr>
+        <w:t xml:space="preserve"> :</w:t>
+      </w:r>
+      <w:proofErr w:type="gramEnd"/>
+    </w:p>
+    <w:p>
+      <w:pPr>
+        <w:rPr>
+          <w:b/>
+          <w:bCs/>
+          <w:noProof/>
+        </w:rPr>
+      </w:pPr>
+    </w:p>
+    <w:p>
+      <w:pPr>
+        <w:jc w:val="center"/>
+        <w:rPr>
+          <w:b/>
+          <w:bCs/>
+          <w:sz w:val="28"/>
+          <w:szCs w:val="28"/>
+        </w:rPr>
+      </w:pPr>
+      <w:r>
+        <w:rPr>
+          <w:b/>
+          <w:bCs/>
+          <w:noProof/>
+          <w:sz w:val="28"/>
+          <w:szCs w:val="28"/>
+        </w:rPr>
+        <w:drawing>
+          <wp:inline distT="0" distB="0" distL="0" distR="0" wp14:anchorId="45AADF3C" wp14:editId="1C21D9DE">
+            <wp:extent cx="6484620" cy="4183380"/>
+            <wp:effectExtent l="0" t="0" r="0" b="7620"/>
+            <wp:docPr id="423168463" name="Picture 1"/>
+            <wp:cNvGraphicFramePr>
+              <a:graphicFrameLocks xmlns:a="http://schemas.openxmlformats.org/drawingml/2006/main" noChangeAspect="1"/>
+            </wp:cNvGraphicFramePr>
+            <a:graphic xmlns:a="http://schemas.openxmlformats.org/drawingml/2006/main">
+              <a:graphicData uri="http://schemas.openxmlformats.org/drawingml/2006/picture">
+                <pic:pic xmlns:pic="http://schemas.openxmlformats.org/drawingml/2006/picture">
+                  <pic:nvPicPr>
+                    <pic:cNvPr id="423168463" name=""/>
+                    <pic:cNvPicPr/>
+                  </pic:nvPicPr>
+                  <pic:blipFill>
+                    <a:blip r:embed="rId7"/>
+                    <a:stretch>
+                      <a:fillRect/>
+                    </a:stretch>
+                  </pic:blipFill>
+                  <pic:spPr>
+                    <a:xfrm>
+                      <a:off x="0" y="0"/>
+                      <a:ext cx="6484620" cy="4183380"/>
+                    </a:xfrm>
+                    <a:prstGeom prst="rect">
+                      <a:avLst/>
+                    </a:prstGeom>
+                  </pic:spPr>
+                </pic:pic>
+              </a:graphicData>
+            </a:graphic>
+          </wp:inline>
+        </w:drawing>
+      </w:r>
+    </w:p>
+    <w:p>
+      <w:pPr>
+        <w:rPr>
+          <w:b/>
+          <w:bCs/>
+          <w:sz w:val="28"/>
+          <w:szCs w:val="28"/>
+        </w:rPr>
+      </w:pPr>
+    </w:p>
+    <w:p>
+      <w:pPr>
+        <w:rPr>
+          <w:b/>
+          <w:bCs/>
+          <w:sz w:val="28"/>
+          <w:szCs w:val="28"/>
+        </w:rPr>
+      </w:pPr>
+      <w:r>
+        <w:rPr>
+          <w:b/>
+          <w:bCs/>
+          <w:sz w:val="28"/>
+          <w:szCs w:val="28"/>
+        </w:rPr>
+        <w:t>5</w:t>
+      </w:r>
+      <w:r>
+        <w:rPr>
+          <w:b/>
+          <w:bCs/>
+          <w:sz w:val="28"/>
+          <w:szCs w:val="28"/>
+        </w:rPr>
+        <w:t xml:space="preserve">. </w:t>
+      </w:r>
+      <w:proofErr w:type="gramStart"/>
+      <w:r>
+        <w:rPr>
+          <w:b/>
+          <w:bCs/>
+          <w:sz w:val="28"/>
+          <w:szCs w:val="28"/>
+        </w:rPr>
+        <w:t xml:space="preserve">Output </w:t>
+      </w:r>
+      <w:r>
+        <w:rPr>
+          <w:b/>
+          <w:bCs/>
+          <w:sz w:val="28"/>
+          <w:szCs w:val="28"/>
+        </w:rPr>
+        <w:t>:</w:t>
+      </w:r>
+      <w:proofErr w:type="gramEnd"/>
+    </w:p>
+    <w:p>
+      <w:pPr>
+        <w:rPr>
+          <w:b/>
+          <w:bCs/>
+          <w:sz w:val="28"/>
+          <w:szCs w:val="28"/>
+        </w:rPr>
+      </w:pPr>
+      <w:r>
+        <w:rPr>
+          <w:b/>
+          <w:bCs/>
+          <w:noProof/>
+          <w:sz w:val="28"/>
+          <w:szCs w:val="28"/>
+        </w:rPr>
+        <w:drawing>
+          <wp:inline distT="0" distB="0" distL="0" distR="0" wp14:anchorId="3D22E7C7" wp14:editId="1C2C6149">
+            <wp:extent cx="6461760" cy="3192780"/>
+            <wp:effectExtent l="0" t="0" r="0" b="7620"/>
+            <wp:docPr id="2004930016" name="Picture 1"/>
+            <wp:cNvGraphicFramePr>
+              <a:graphicFrameLocks xmlns:a="http://schemas.openxmlformats.org/drawingml/2006/main" noChangeAspect="1"/>
+            </wp:cNvGraphicFramePr>
+            <a:graphic xmlns:a="http://schemas.openxmlformats.org/drawingml/2006/main">
+              <a:graphicData uri="http://schemas.openxmlformats.org/drawingml/2006/picture">
+                <pic:pic xmlns:pic="http://schemas.openxmlformats.org/drawingml/2006/picture">
+                  <pic:nvPicPr>
+                    <pic:cNvPr id="2004930016" name=""/>
+                    <pic:cNvPicPr/>
+                  </pic:nvPicPr>
+                  <pic:blipFill>
+                    <a:blip r:embed="rId8"/>
+                    <a:stretch>
+                      <a:fillRect/>
+                    </a:stretch>
+                  </pic:blipFill>
+                  <pic:spPr>
+                    <a:xfrm>
+                      <a:off x="0" y="0"/>
+                      <a:ext cx="6461760" cy="3192780"/>
+                    </a:xfrm>
+                    <a:prstGeom prst="rect">
+                      <a:avLst/>
+                    </a:prstGeom>
+                  </pic:spPr>
+                </pic:pic>
+              </a:graphicData>
+            </a:graphic>
+          </wp:inline>
+        </w:drawing>
+      </w:r>
+    </w:p>
+    <w:p>
+      <w:pPr>
+        <w:rPr>
+          <w:b/>
+          <w:bCs/>
+          <w:sz w:val="28"/>
+          <w:szCs w:val="28"/>
+        </w:rPr>
+      </w:pPr>
+      <w:r>
+        <w:rPr>
+          <w:b/>
+          <w:bCs/>
+          <w:sz w:val="28"/>
+          <w:szCs w:val="28"/>
+        </w:rPr>
         <w:lastRenderedPageBreak/>
-        <w:t>3. Comparison :</w:t>
-      </w:r>
+        <w:t>4</w:t>
+      </w:r>
+      <w:r>
+        <w:rPr>
+          <w:b/>
+          <w:bCs/>
+          <w:sz w:val="28"/>
+          <w:szCs w:val="28"/>
+        </w:rPr>
+        <w:t xml:space="preserve">. </w:t>
+      </w:r>
+      <w:proofErr w:type="gramStart"/>
+      <w:r>
+        <w:rPr>
+          <w:b/>
+          <w:bCs/>
+          <w:sz w:val="28"/>
+          <w:szCs w:val="28"/>
+        </w:rPr>
+        <w:t>Comparison :</w:t>
+      </w:r>
+      <w:proofErr w:type="gramEnd"/>
     </w:p>
     <w:tbl>
       <w:tblPr>
@@ -1628,12 +2657,21 @@
                 <w:szCs w:val="28"/>
               </w:rPr>
             </w:pPr>
+            <w:proofErr w:type="gramStart"/>
             <w:r>
               <w:rPr>
                 <w:sz w:val="28"/>
                 <w:szCs w:val="28"/>
               </w:rPr>
-              <w:t>O(1)</w:t>
+              <w:t>O(</w:t>
+            </w:r>
+            <w:proofErr w:type="gramEnd"/>
+            <w:r>
+              <w:rPr>
+                <w:sz w:val="28"/>
+                <w:szCs w:val="28"/>
+              </w:rPr>
+              <w:t>1)</w:t>
             </w:r>
           </w:p>
         </w:tc>
@@ -1878,22 +2916,115 @@
         <w:t>Recommendation:</w:t>
       </w:r>
       <w:r>
-        <w:t xml:space="preserve"> The non-recursive algorithm is preferred in practice. Since both approaches have the same time complexity O(n), the deciding factor is space. The iterative solution uses O(1) space, meaning memory usage stays constant regardless of matrix size. The recursive solution uses O(n) stack space, which can cause a stack overflow for very large matrices. Therefore, for any real-world application, the iterative approach is the better choice. The recursive approach is mainly useful for understanding the problem mathematically or in academic contexts where code clarity is prioritized over performance.</w:t>
-      </w:r>
-    </w:p>
-    <w:p/>
-    <w:p>
-      <w:pPr>
-        <w:rPr>
-          <w:b/>
-          <w:bCs/>
-          <w:sz w:val="36"/>
-          <w:szCs w:val="36"/>
-          <w:u w:val="single"/>
-        </w:rPr>
-      </w:pPr>
-    </w:p>
-    <w:p/>
+        <w:t xml:space="preserve"> The non-recursive algorithm is preferred in practice. Since both approaches have the same time complexity O(n), the deciding factor is space. The iterative solution uses </w:t>
+      </w:r>
+      <w:proofErr w:type="gramStart"/>
+      <w:r>
+        <w:t>O(</w:t>
+      </w:r>
+      <w:proofErr w:type="gramEnd"/>
+      <w:r>
+        <w:t>1) space, meaning memory usage stays constant regardless of matrix size. The recursive solution uses O(n) stack space, which can cause a stack overflow for very large matrices. Therefore, for any real-world application, the iterative approach is the better choice. The recursive approach is mainly useful for understanding the problem mathematically or in academic contexts where code clarity is prioritized over performance.</w:t>
+      </w:r>
+    </w:p>
+    <w:p>
+      <w:pPr>
+        <w:pBdr>
+          <w:top w:val="single" w:sz="4" w:space="1" w:color="auto"/>
+        </w:pBdr>
+      </w:pPr>
+    </w:p>
+    <w:p>
+      <w:pPr>
+        <w:pBdr>
+          <w:top w:val="single" w:sz="4" w:space="1" w:color="auto"/>
+        </w:pBdr>
+      </w:pPr>
+      <w:r>
+        <w:rPr>
+          <w:b/>
+        </w:rPr>
+        <w:t xml:space="preserve">Repository </w:t>
+      </w:r>
+      <w:proofErr w:type="gramStart"/>
+      <w:r>
+        <w:rPr>
+          <w:b/>
+        </w:rPr>
+        <w:t>URL :</w:t>
+      </w:r>
+      <w:proofErr w:type="gramEnd"/>
+    </w:p>
+    <w:p>
+      <w:pPr>
+        <w:pBdr>
+          <w:top w:val="single" w:sz="4" w:space="1" w:color="auto"/>
+        </w:pBdr>
+      </w:pPr>
+      <w:hyperlink r:id="rId9" w:history="1">
+        <w:r>
+          <w:rPr>
+            <w:rStyle w:val="Hyperlink"/>
+          </w:rPr>
+          <w:t>https://github.com/AbdelrahmanElsayed6/Diagonal-Difference-Algorithm</w:t>
+        </w:r>
+      </w:hyperlink>
+    </w:p>
+    <w:p>
+      <w:pPr>
+        <w:pBdr>
+          <w:top w:val="single" w:sz="4" w:space="1" w:color="auto"/>
+        </w:pBdr>
+      </w:pPr>
+    </w:p>
+    <w:p>
+      <w:pPr>
+        <w:pBdr>
+          <w:top w:val="single" w:sz="4" w:space="1" w:color="auto"/>
+        </w:pBdr>
+        <w:jc w:val="center"/>
+      </w:pPr>
+      <w:r>
+        <w:rPr>
+          <w:noProof/>
+        </w:rPr>
+        <w:drawing>
+          <wp:inline distT="0" distB="0" distL="0" distR="0" wp14:anchorId="549E7921" wp14:editId="61B2FA39">
+            <wp:extent cx="6416040" cy="3756660"/>
+            <wp:effectExtent l="0" t="0" r="3810" b="0"/>
+            <wp:docPr id="624515255" name="Picture 1"/>
+            <wp:cNvGraphicFramePr>
+              <a:graphicFrameLocks xmlns:a="http://schemas.openxmlformats.org/drawingml/2006/main" noChangeAspect="1"/>
+            </wp:cNvGraphicFramePr>
+            <a:graphic xmlns:a="http://schemas.openxmlformats.org/drawingml/2006/main">
+              <a:graphicData uri="http://schemas.openxmlformats.org/drawingml/2006/picture">
+                <pic:pic xmlns:pic="http://schemas.openxmlformats.org/drawingml/2006/picture">
+                  <pic:nvPicPr>
+                    <pic:cNvPr id="624515255" name=""/>
+                    <pic:cNvPicPr/>
+                  </pic:nvPicPr>
+                  <pic:blipFill>
+                    <a:blip r:embed="rId10"/>
+                    <a:stretch>
+                      <a:fillRect/>
+                    </a:stretch>
+                  </pic:blipFill>
+                  <pic:spPr>
+                    <a:xfrm>
+                      <a:off x="0" y="0"/>
+                      <a:ext cx="6416040" cy="3756660"/>
+                    </a:xfrm>
+                    <a:prstGeom prst="rect">
+                      <a:avLst/>
+                    </a:prstGeom>
+                  </pic:spPr>
+                </pic:pic>
+              </a:graphicData>
+            </a:graphic>
+          </wp:inline>
+        </w:drawing>
+      </w:r>
+    </w:p>
     <w:sectPr>
       <w:pgSz w:w="12240" w:h="15840"/>
       <w:pgMar w:top="720" w:right="1440" w:bottom="720" w:left="1440" w:header="720" w:footer="720" w:gutter="0"/>
@@ -3150,6 +4281,41 @@
       </w:tblBorders>
     </w:tblPr>
   </w:style>
+  <w:style w:type="character" w:styleId="Hyperlink">
+    <w:name w:val="Hyperlink"/>
+    <w:basedOn w:val="DefaultParagraphFont"/>
+    <w:uiPriority w:val="99"/>
+    <w:unhideWhenUsed/>
+    <w:rsid w:val="00551BBF"/>
+    <w:rPr>
+      <w:color w:val="467886" w:themeColor="hyperlink"/>
+      <w:u w:val="single"/>
+    </w:rPr>
+  </w:style>
+  <w:style w:type="character" w:styleId="UnresolvedMention">
+    <w:name w:val="Unresolved Mention"/>
+    <w:basedOn w:val="DefaultParagraphFont"/>
+    <w:uiPriority w:val="99"/>
+    <w:semiHidden/>
+    <w:unhideWhenUsed/>
+    <w:rsid w:val="00551BBF"/>
+    <w:rPr>
+      <w:color w:val="605E5C"/>
+      <w:shd w:val="clear" w:color="auto" w:fill="E1DFDD"/>
+    </w:rPr>
+  </w:style>
+  <w:style w:type="character" w:styleId="FollowedHyperlink">
+    <w:name w:val="FollowedHyperlink"/>
+    <w:basedOn w:val="DefaultParagraphFont"/>
+    <w:uiPriority w:val="99"/>
+    <w:semiHidden/>
+    <w:unhideWhenUsed/>
+    <w:rsid w:val="00551BBF"/>
+    <w:rPr>
+      <w:color w:val="96607D" w:themeColor="followedHyperlink"/>
+      <w:u w:val="single"/>
+    </w:rPr>
+  </w:style>
 </w:styles>
 </file>
 
